--- a/Informe.docx
+++ b/Informe.docx
@@ -571,7 +571,7 @@
       <w:pPr>
         <w:numPr>
           <w:ilvl w:val="0"/>
-          <w:numId w:val="2"/>
+          <w:numId w:val="4"/>
         </w:numPr>
         <w:spacing w:after="0" w:afterAutospacing="0" w:before="240" w:line="276" w:lineRule="auto"/>
         <w:ind w:left="1440" w:hanging="360"/>
@@ -600,6 +600,76 @@
           <w:rtl w:val="0"/>
         </w:rPr>
         <w:t xml:space="preserve"> Registrar, buscar y ordenar dinámicamente las aplicaciones activas para mantener un control adecuado de cada proceso.</w:t>
+      </w:r>
+    </w:p>
+    <w:p>
+      <w:pPr>
+        <w:numPr>
+          <w:ilvl w:val="0"/>
+          <w:numId w:val="4"/>
+        </w:numPr>
+        <w:spacing w:after="0" w:afterAutospacing="0" w:before="0" w:beforeAutospacing="0" w:line="276" w:lineRule="auto"/>
+        <w:ind w:left="1440" w:hanging="360"/>
+        <w:rPr>
+          <w:rFonts w:ascii="Arial" w:cs="Arial" w:eastAsia="Arial" w:hAnsi="Arial"/>
+          <w:i w:val="1"/>
+          <w:iCs w:val="1"/>
+        </w:rPr>
+      </w:pPr>
+      <w:r>
+        <w:rPr>
+          <w:rFonts w:ascii="Arial" w:cs="Arial" w:eastAsia="Arial" w:hAnsi="Arial"/>
+          <w:b w:val="1"/>
+          <w:bCs w:val="1"/>
+          <w:i w:val="1"/>
+          <w:iCs w:val="1"/>
+          <w:rtl w:val="0"/>
+        </w:rPr>
+        <w:t xml:space="preserve">Priorización:</w:t>
+      </w:r>
+      <w:r>
+        <w:rPr>
+          <w:rFonts w:ascii="Arial" w:cs="Arial" w:eastAsia="Arial" w:hAnsi="Arial"/>
+          <w:i w:val="1"/>
+          <w:iCs w:val="1"/>
+          <w:rtl w:val="0"/>
+        </w:rPr>
+        <w:t xml:space="preserve"> Asegurar que los procesos críticos del sistema sean atendidos antes que las tareas secundarias del usuario, evitando retrasos en el uso de la CPU.</w:t>
+      </w:r>
+    </w:p>
+    <w:p>
+      <w:pPr>
+        <w:numPr>
+          <w:ilvl w:val="0"/>
+          <w:numId w:val="4"/>
+        </w:numPr>
+        <w:spacing w:after="0" w:afterAutospacing="0" w:before="0" w:beforeAutospacing="0" w:line="276" w:lineRule="auto"/>
+        <w:ind w:left="1440" w:hanging="360"/>
+        <w:rPr>
+          <w:rFonts w:ascii="Arial" w:cs="Arial" w:eastAsia="Arial" w:hAnsi="Arial"/>
+          <w:i w:val="1"/>
+          <w:iCs w:val="1"/>
+        </w:rPr>
+      </w:pPr>
+      <w:r>
+        <w:rPr>
+          <w:rFonts w:ascii="Arial" w:cs="Arial" w:eastAsia="Arial" w:hAnsi="Arial"/>
+          <w:b w:val="1"/>
+          <w:bCs w:val="1"/>
+          <w:i w:val="1"/>
+          <w:iCs w:val="1"/>
+          <w:rtl w:val="0"/>
+        </w:rPr>
+        <w:t xml:space="preserve">Control de memoria:</w:t>
+      </w:r>
+      <w:r>
+        <w:rPr>
+          <w:rFonts w:ascii="Arial" w:cs="Arial" w:eastAsia="Arial" w:hAnsi="Arial"/>
+          <w:i w:val="1"/>
+          <w:iCs w:val="1"/>
+          <w:rtl w:val="0"/>
+        </w:rPr>
+        <w:t xml:space="preserve"> Supervisar de manera precisa el consumo de memoria RAM de cada proceso, permitiendo asignar y liberar recursos de forma ordenada y eficiente.</w:t>
       </w:r>
     </w:p>
     <w:p>
@@ -608,68 +678,334 @@
           <w:ilvl w:val="0"/>
           <w:numId w:val="2"/>
         </w:numPr>
-        <w:spacing w:after="0" w:afterAutospacing="0" w:before="0" w:beforeAutospacing="0" w:line="276" w:lineRule="auto"/>
+        <w:spacing w:after="0" w:line="276" w:lineRule="auto"/>
         <w:ind w:left="1440" w:hanging="360"/>
+        <w:jc w:val="both"/>
         <w:rPr>
           <w:rFonts w:ascii="Arial" w:cs="Arial" w:eastAsia="Arial" w:hAnsi="Arial"/>
           <w:i w:val="1"/>
           <w:iCs w:val="1"/>
-        </w:rPr>
-      </w:pPr>
-      <w:r>
-        <w:rPr>
-          <w:rFonts w:ascii="Arial" w:cs="Arial" w:eastAsia="Arial" w:hAnsi="Arial"/>
-          <w:b w:val="1"/>
-          <w:bCs w:val="1"/>
-          <w:i w:val="1"/>
-          <w:iCs w:val="1"/>
-          <w:rtl w:val="0"/>
-        </w:rPr>
-        <w:t xml:space="preserve">Priorización:</w:t>
-      </w:r>
-      <w:r>
-        <w:rPr>
-          <w:rFonts w:ascii="Arial" w:cs="Arial" w:eastAsia="Arial" w:hAnsi="Arial"/>
-          <w:i w:val="1"/>
-          <w:iCs w:val="1"/>
-          <w:rtl w:val="0"/>
-        </w:rPr>
-        <w:t xml:space="preserve"> Asegurar que los procesos críticos del sistema sean atendidos antes que las tareas secundarias del usuario, evitando retrasos en el uso de la CPU.</w:t>
+          <w:u w:val="none"/>
+        </w:rPr>
+      </w:pPr>
+      <w:r>
+        <w:rPr>
+          <w:rtl w:val="0"/>
+        </w:rPr>
+      </w:r>
+    </w:p>
+    <w:p>
+      <w:pPr>
+        <w:spacing w:after="0" w:line="276" w:lineRule="auto"/>
+        <w:ind w:left="720" w:hanging="360"/>
+        <w:rPr>
+          <w:rFonts w:ascii="Arial" w:cs="Arial" w:eastAsia="Arial" w:hAnsi="Arial"/>
+          <w:b w:val="1"/>
+          <w:bCs w:val="1"/>
+        </w:rPr>
+      </w:pPr>
+      <w:r>
+        <w:rPr>
+          <w:rFonts w:ascii="Arial" w:cs="Arial" w:eastAsia="Arial" w:hAnsi="Arial"/>
+          <w:b w:val="1"/>
+          <w:bCs w:val="1"/>
+          <w:rtl w:val="0"/>
+        </w:rPr>
+        <w:t xml:space="preserve">2.</w:t>
+      </w:r>
+      <w:r>
+        <w:rPr>
+          <w:rFonts w:ascii="Arial" w:cs="Arial" w:eastAsia="Arial" w:hAnsi="Arial"/>
+          <w:rtl w:val="0"/>
+        </w:rPr>
+        <w:t xml:space="preserve">       </w:t>
+      </w:r>
+      <w:r>
+        <w:rPr>
+          <w:rFonts w:ascii="Arial" w:cs="Arial" w:eastAsia="Arial" w:hAnsi="Arial"/>
+          <w:b w:val="1"/>
+          <w:bCs w:val="1"/>
+          <w:rtl w:val="0"/>
+        </w:rPr>
+        <w:t xml:space="preserve">Requerimientos del sistema</w:t>
+      </w:r>
+    </w:p>
+    <w:p>
+      <w:pPr>
+        <w:spacing w:after="0" w:line="276" w:lineRule="auto"/>
+        <w:ind w:left="1080" w:hanging="360"/>
+        <w:rPr>
+          <w:rFonts w:ascii="Arial" w:cs="Arial" w:eastAsia="Arial" w:hAnsi="Arial"/>
+        </w:rPr>
+      </w:pPr>
+      <w:r>
+        <w:rPr>
+          <w:rFonts w:ascii="Arial" w:cs="Arial" w:eastAsia="Arial" w:hAnsi="Arial"/>
+          <w:rtl w:val="0"/>
+        </w:rPr>
+        <w:t xml:space="preserve">·         Funcionales</w:t>
       </w:r>
     </w:p>
     <w:p>
       <w:pPr>
         <w:numPr>
           <w:ilvl w:val="0"/>
-          <w:numId w:val="2"/>
+          <w:numId w:val="5"/>
         </w:numPr>
-        <w:spacing w:after="0" w:afterAutospacing="0" w:before="0" w:beforeAutospacing="0" w:line="276" w:lineRule="auto"/>
+        <w:spacing w:after="0" w:line="276" w:lineRule="auto"/>
         <w:ind w:left="1440" w:hanging="360"/>
         <w:rPr>
           <w:rFonts w:ascii="Arial" w:cs="Arial" w:eastAsia="Arial" w:hAnsi="Arial"/>
-          <w:i w:val="1"/>
-          <w:iCs w:val="1"/>
-        </w:rPr>
-      </w:pPr>
-      <w:r>
-        <w:rPr>
-          <w:rFonts w:ascii="Arial" w:cs="Arial" w:eastAsia="Arial" w:hAnsi="Arial"/>
-          <w:b w:val="1"/>
-          <w:bCs w:val="1"/>
-          <w:i w:val="1"/>
-          <w:iCs w:val="1"/>
-          <w:rtl w:val="0"/>
-        </w:rPr>
-        <w:t xml:space="preserve">Control de memoria:</w:t>
-      </w:r>
-      <w:r>
-        <w:rPr>
-          <w:rFonts w:ascii="Arial" w:cs="Arial" w:eastAsia="Arial" w:hAnsi="Arial"/>
-          <w:i w:val="1"/>
-          <w:iCs w:val="1"/>
-          <w:rtl w:val="0"/>
-        </w:rPr>
-        <w:t xml:space="preserve"> Supervisar de manera precisa el consumo de memoria RAM de cada proceso, permitiendo asignar y liberar recursos de forma ordenada y eficiente.</w:t>
+        </w:rPr>
+      </w:pPr>
+      <w:r>
+        <w:rPr>
+          <w:rFonts w:ascii="Arial" w:cs="Arial" w:eastAsia="Arial" w:hAnsi="Arial"/>
+          <w:b w:val="1"/>
+          <w:bCs w:val="1"/>
+          <w:rtl w:val="0"/>
+        </w:rPr>
+        <w:t xml:space="preserve">RF-01 (Registrar):</w:t>
+      </w:r>
+      <w:r>
+        <w:rPr>
+          <w:rFonts w:ascii="Arial" w:cs="Arial" w:eastAsia="Arial" w:hAnsi="Arial"/>
+          <w:rtl w:val="0"/>
+        </w:rPr>
+        <w:t xml:space="preserve"> El sistema permite al usuario ingresar nuevos procesos de manera dinámica con un ID único, nombre descriptivo y nivel de profundidad inicial.</w:t>
+      </w:r>
+    </w:p>
+    <w:p>
+      <w:pPr>
+        <w:numPr>
+          <w:ilvl w:val="0"/>
+          <w:numId w:val="5"/>
+        </w:numPr>
+        <w:spacing w:after="0" w:line="276" w:lineRule="auto"/>
+        <w:ind w:left="1440" w:hanging="360"/>
+        <w:rPr>
+          <w:rFonts w:ascii="Arial" w:cs="Arial" w:eastAsia="Arial" w:hAnsi="Arial"/>
+        </w:rPr>
+      </w:pPr>
+      <w:r>
+        <w:rPr>
+          <w:rFonts w:ascii="Arial" w:cs="Arial" w:eastAsia="Arial" w:hAnsi="Arial"/>
+          <w:b w:val="1"/>
+          <w:bCs w:val="1"/>
+          <w:rtl w:val="0"/>
+        </w:rPr>
+        <w:t xml:space="preserve">RF-02 (Eliminar):</w:t>
+      </w:r>
+      <w:r>
+        <w:rPr>
+          <w:rFonts w:ascii="Arial" w:cs="Arial" w:eastAsia="Arial" w:hAnsi="Arial"/>
+          <w:rtl w:val="0"/>
+        </w:rPr>
+        <w:t xml:space="preserve"> El sistema debe permitir que el usuario elimine un proceso de los registros hechos cuando este termine o sea cancelado.</w:t>
+      </w:r>
+    </w:p>
+    <w:p>
+      <w:pPr>
+        <w:numPr>
+          <w:ilvl w:val="0"/>
+          <w:numId w:val="5"/>
+        </w:numPr>
+        <w:spacing w:after="0" w:line="276" w:lineRule="auto"/>
+        <w:ind w:left="1440" w:hanging="360"/>
+        <w:rPr>
+          <w:rFonts w:ascii="Arial" w:cs="Arial" w:eastAsia="Arial" w:hAnsi="Arial"/>
+        </w:rPr>
+      </w:pPr>
+      <w:r>
+        <w:rPr>
+          <w:rFonts w:ascii="Arial" w:cs="Arial" w:eastAsia="Arial" w:hAnsi="Arial"/>
+          <w:b w:val="1"/>
+          <w:bCs w:val="1"/>
+          <w:rtl w:val="0"/>
+        </w:rPr>
+        <w:t xml:space="preserve">RF-03 (Buscar):</w:t>
+      </w:r>
+      <w:r>
+        <w:rPr>
+          <w:rFonts w:ascii="Arial" w:cs="Arial" w:eastAsia="Arial" w:hAnsi="Arial"/>
+          <w:rtl w:val="0"/>
+        </w:rPr>
+        <w:t xml:space="preserve"> El sistema debe permitir hacer consultas al usuario y localizar los datos de uno de los procesos utilizando su ID o el nombre como criterio de búsqueda.</w:t>
+      </w:r>
+    </w:p>
+    <w:p>
+      <w:pPr>
+        <w:numPr>
+          <w:ilvl w:val="0"/>
+          <w:numId w:val="5"/>
+        </w:numPr>
+        <w:spacing w:after="0" w:line="276" w:lineRule="auto"/>
+        <w:ind w:left="1440" w:hanging="360"/>
+        <w:rPr>
+          <w:rFonts w:ascii="Arial" w:cs="Arial" w:eastAsia="Arial" w:hAnsi="Arial"/>
+        </w:rPr>
+      </w:pPr>
+      <w:r>
+        <w:rPr>
+          <w:rFonts w:ascii="Arial" w:cs="Arial" w:eastAsia="Arial" w:hAnsi="Arial"/>
+          <w:b w:val="1"/>
+          <w:bCs w:val="1"/>
+          <w:rtl w:val="0"/>
+        </w:rPr>
+        <w:t xml:space="preserve">RF-04 (Modificar Prioridad):</w:t>
+      </w:r>
+      <w:r>
+        <w:rPr>
+          <w:rFonts w:ascii="Arial" w:cs="Arial" w:eastAsia="Arial" w:hAnsi="Arial"/>
+          <w:rtl w:val="0"/>
+        </w:rPr>
+        <w:t xml:space="preserve"> El sistema debe permitir que el usuario actualice el nivel de importancia de cualquiera de los procesos registrados en el sistema para reordenar la ejecución de estos.</w:t>
+      </w:r>
+    </w:p>
+    <w:p>
+      <w:pPr>
+        <w:numPr>
+          <w:ilvl w:val="0"/>
+          <w:numId w:val="5"/>
+        </w:numPr>
+        <w:spacing w:after="0" w:line="276" w:lineRule="auto"/>
+        <w:ind w:left="1440" w:hanging="360"/>
+        <w:rPr>
+          <w:rFonts w:ascii="Arial" w:cs="Arial" w:eastAsia="Arial" w:hAnsi="Arial"/>
+        </w:rPr>
+      </w:pPr>
+      <w:r>
+        <w:rPr>
+          <w:rFonts w:ascii="Arial" w:cs="Arial" w:eastAsia="Arial" w:hAnsi="Arial"/>
+          <w:b w:val="1"/>
+          <w:bCs w:val="1"/>
+          <w:rtl w:val="0"/>
+        </w:rPr>
+        <w:t xml:space="preserve">RF-05 (Planificar CPU):</w:t>
+      </w:r>
+      <w:r>
+        <w:rPr>
+          <w:rFonts w:ascii="Arial" w:cs="Arial" w:eastAsia="Arial" w:hAnsi="Arial"/>
+          <w:rtl w:val="0"/>
+        </w:rPr>
+        <w:t xml:space="preserve"> El sistema debe enviar las tareas a la cola de espera. encargándose de que el proceso con mayor prioridad del registro sea apartado.</w:t>
+      </w:r>
+    </w:p>
+    <w:p>
+      <w:pPr>
+        <w:numPr>
+          <w:ilvl w:val="0"/>
+          <w:numId w:val="5"/>
+        </w:numPr>
+        <w:spacing w:after="0" w:line="276" w:lineRule="auto"/>
+        <w:ind w:left="1440" w:hanging="360"/>
+        <w:rPr>
+          <w:rFonts w:ascii="Arial" w:cs="Arial" w:eastAsia="Arial" w:hAnsi="Arial"/>
+        </w:rPr>
+      </w:pPr>
+      <w:r>
+        <w:rPr>
+          <w:rFonts w:ascii="Arial" w:cs="Arial" w:eastAsia="Arial" w:hAnsi="Arial"/>
+          <w:b w:val="1"/>
+          <w:bCs w:val="1"/>
+          <w:rtl w:val="0"/>
+        </w:rPr>
+        <w:t xml:space="preserve">RF-06 (Gestionar Memoria):</w:t>
+      </w:r>
+      <w:r>
+        <w:rPr>
+          <w:rFonts w:ascii="Arial" w:cs="Arial" w:eastAsia="Arial" w:hAnsi="Arial"/>
+          <w:rtl w:val="0"/>
+        </w:rPr>
+        <w:t xml:space="preserve"> El sistema se encargará de asignar bloques de memoria a las tareas en ejecución y desasignarlos de forma secuencial una vez que ya no se requieran. </w:t>
+      </w:r>
+    </w:p>
+    <w:p>
+      <w:pPr>
+        <w:numPr>
+          <w:ilvl w:val="0"/>
+          <w:numId w:val="5"/>
+        </w:numPr>
+        <w:spacing w:after="0" w:line="276" w:lineRule="auto"/>
+        <w:ind w:left="1440" w:hanging="360"/>
+        <w:rPr>
+          <w:rFonts w:ascii="Arial" w:cs="Arial" w:eastAsia="Arial" w:hAnsi="Arial"/>
+        </w:rPr>
+      </w:pPr>
+      <w:r>
+        <w:rPr>
+          <w:rFonts w:ascii="Arial" w:cs="Arial" w:eastAsia="Arial" w:hAnsi="Arial"/>
+          <w:b w:val="1"/>
+          <w:bCs w:val="1"/>
+          <w:rtl w:val="0"/>
+        </w:rPr>
+        <w:t xml:space="preserve">RF-07 (Mostrar Estado):</w:t>
+      </w:r>
+      <w:r>
+        <w:rPr>
+          <w:rFonts w:ascii="Arial" w:cs="Arial" w:eastAsia="Arial" w:hAnsi="Arial"/>
+          <w:rtl w:val="0"/>
+        </w:rPr>
+        <w:t xml:space="preserve"> El sistema debe desplegar una interfaz donde se refleje la condición actual de los procesos registrados, la situación de la cola de la CPU y el estado del mapa de memoria.</w:t>
+      </w:r>
+    </w:p>
+    <w:p>
+      <w:pPr>
+        <w:numPr>
+          <w:ilvl w:val="0"/>
+          <w:numId w:val="5"/>
+        </w:numPr>
+        <w:spacing w:after="0" w:line="276" w:lineRule="auto"/>
+        <w:ind w:left="1440" w:hanging="360"/>
+        <w:rPr>
+          <w:rFonts w:ascii="Arial" w:cs="Arial" w:eastAsia="Arial" w:hAnsi="Arial"/>
+        </w:rPr>
+      </w:pPr>
+      <w:r>
+        <w:rPr>
+          <w:rFonts w:ascii="Arial" w:cs="Arial" w:eastAsia="Arial" w:hAnsi="Arial"/>
+          <w:b w:val="1"/>
+          <w:bCs w:val="1"/>
+          <w:rtl w:val="0"/>
+        </w:rPr>
+        <w:t xml:space="preserve">RF-08 (Persistencia):</w:t>
+      </w:r>
+      <w:r>
+        <w:rPr>
+          <w:rFonts w:ascii="Arial" w:cs="Arial" w:eastAsia="Arial" w:hAnsi="Arial"/>
+          <w:rtl w:val="0"/>
+        </w:rPr>
+        <w:t xml:space="preserve"> El sistema debe permitir guardar los datos en un archivo local. Así mismo, también debe permitir cargarlos al iniciar la aplicación.</w:t>
+      </w:r>
+    </w:p>
+    <w:p>
+      <w:pPr>
+        <w:spacing w:after="0" w:line="276" w:lineRule="auto"/>
+        <w:ind w:left="1440" w:firstLine="0"/>
+        <w:rPr>
+          <w:rFonts w:ascii="Arial" w:cs="Arial" w:eastAsia="Arial" w:hAnsi="Arial"/>
+        </w:rPr>
+      </w:pPr>
+      <w:r>
+        <w:rPr>
+          <w:rtl w:val="0"/>
+        </w:rPr>
+      </w:r>
+    </w:p>
+    <w:p>
+      <w:pPr>
+        <w:spacing w:after="0" w:line="276" w:lineRule="auto"/>
+        <w:ind w:left="1080" w:hanging="360"/>
+        <w:rPr>
+          <w:rFonts w:ascii="Arial" w:cs="Arial" w:eastAsia="Arial" w:hAnsi="Arial"/>
+        </w:rPr>
+      </w:pPr>
+      <w:r>
+        <w:rPr>
+          <w:rFonts w:ascii="Arial" w:cs="Arial" w:eastAsia="Arial" w:hAnsi="Arial"/>
+          <w:rtl w:val="0"/>
+        </w:rPr>
+        <w:t xml:space="preserve">·         No funcionales</w:t>
       </w:r>
     </w:p>
     <w:p>
@@ -680,28 +1016,316 @@
         </w:numPr>
         <w:spacing w:after="0" w:line="276" w:lineRule="auto"/>
         <w:ind w:left="1440" w:hanging="360"/>
+        <w:rPr>
+          <w:rFonts w:ascii="Arial" w:cs="Arial" w:eastAsia="Arial" w:hAnsi="Arial"/>
+        </w:rPr>
+      </w:pPr>
+      <w:r>
+        <w:rPr>
+          <w:rFonts w:ascii="Arial" w:cs="Arial" w:eastAsia="Arial" w:hAnsi="Arial"/>
+          <w:b w:val="1"/>
+          <w:bCs w:val="1"/>
+          <w:rtl w:val="0"/>
+        </w:rPr>
+        <w:t xml:space="preserve">RNF-01 (Herramienta):</w:t>
+      </w:r>
+      <w:r>
+        <w:rPr>
+          <w:rFonts w:ascii="Arial" w:cs="Arial" w:eastAsia="Arial" w:hAnsi="Arial"/>
+          <w:rtl w:val="0"/>
+        </w:rPr>
+        <w:t xml:space="preserve"> El código será desarrollado por completo en lenguaje C++ utilizando estrictamente el entorno </w:t>
+      </w:r>
+      <w:r>
+        <w:rPr>
+          <w:rFonts w:ascii="Arial" w:cs="Arial" w:eastAsia="Arial" w:hAnsi="Arial"/>
+          <w:b w:val="1"/>
+          <w:bCs w:val="1"/>
+          <w:rtl w:val="0"/>
+        </w:rPr>
+        <w:t xml:space="preserve">DEV C++ </w:t>
+      </w:r>
+      <w:r>
+        <w:rPr>
+          <w:rFonts w:ascii="Arial" w:cs="Arial" w:eastAsia="Arial" w:hAnsi="Arial"/>
+          <w:rtl w:val="0"/>
+        </w:rPr>
+        <w:t xml:space="preserve">como compilador principal.</w:t>
+      </w:r>
+    </w:p>
+    <w:p>
+      <w:pPr>
+        <w:numPr>
+          <w:ilvl w:val="0"/>
+          <w:numId w:val="1"/>
+        </w:numPr>
+        <w:spacing w:after="0" w:line="276" w:lineRule="auto"/>
+        <w:ind w:left="1440" w:hanging="360"/>
+        <w:rPr>
+          <w:rFonts w:ascii="Arial" w:cs="Arial" w:eastAsia="Arial" w:hAnsi="Arial"/>
+        </w:rPr>
+      </w:pPr>
+      <w:r>
+        <w:rPr>
+          <w:rFonts w:ascii="Arial" w:cs="Arial" w:eastAsia="Arial" w:hAnsi="Arial"/>
+          <w:b w:val="1"/>
+          <w:bCs w:val="1"/>
+          <w:rtl w:val="0"/>
+        </w:rPr>
+        <w:t xml:space="preserve">RNF-02 (Interfaz):</w:t>
+      </w:r>
+      <w:r>
+        <w:rPr>
+          <w:rFonts w:ascii="Arial" w:cs="Arial" w:eastAsia="Arial" w:hAnsi="Arial"/>
+          <w:rtl w:val="0"/>
+        </w:rPr>
+        <w:t xml:space="preserve"> El usuario deberá tener una interfaz clara y organizada mediante un menú de opciones en la consola del sistema.</w:t>
+      </w:r>
+    </w:p>
+    <w:p>
+      <w:pPr>
+        <w:numPr>
+          <w:ilvl w:val="0"/>
+          <w:numId w:val="1"/>
+        </w:numPr>
+        <w:spacing w:after="0" w:line="276" w:lineRule="auto"/>
+        <w:ind w:left="1440" w:hanging="360"/>
+        <w:rPr>
+          <w:rFonts w:ascii="Arial" w:cs="Arial" w:eastAsia="Arial" w:hAnsi="Arial"/>
+        </w:rPr>
+      </w:pPr>
+      <w:r>
+        <w:rPr>
+          <w:rFonts w:ascii="Arial" w:cs="Arial" w:eastAsia="Arial" w:hAnsi="Arial"/>
+          <w:b w:val="1"/>
+          <w:bCs w:val="1"/>
+          <w:rtl w:val="0"/>
+        </w:rPr>
+        <w:t xml:space="preserve">RNF-03 (Validación de Datos):</w:t>
+      </w:r>
+      <w:r>
+        <w:rPr>
+          <w:rFonts w:ascii="Arial" w:cs="Arial" w:eastAsia="Arial" w:hAnsi="Arial"/>
+          <w:rtl w:val="0"/>
+        </w:rPr>
+        <w:t xml:space="preserve"> El sistema obligatoriamente debe validar cada entrada que realice el usuario evitando que el programa colapse.</w:t>
+      </w:r>
+    </w:p>
+    <w:p>
+      <w:pPr>
+        <w:spacing w:after="0" w:line="276" w:lineRule="auto"/>
+        <w:ind w:left="720" w:hanging="360"/>
+        <w:rPr>
+          <w:rFonts w:ascii="Arial" w:cs="Arial" w:eastAsia="Arial" w:hAnsi="Arial"/>
+          <w:b w:val="1"/>
+          <w:bCs w:val="1"/>
+        </w:rPr>
+      </w:pPr>
+      <w:r>
+        <w:rPr>
+          <w:rFonts w:ascii="Arial" w:cs="Arial" w:eastAsia="Arial" w:hAnsi="Arial"/>
+          <w:b w:val="1"/>
+          <w:bCs w:val="1"/>
+          <w:rtl w:val="0"/>
+        </w:rPr>
+        <w:t xml:space="preserve">3.</w:t>
+      </w:r>
+      <w:r>
+        <w:rPr>
+          <w:rFonts w:ascii="Arial" w:cs="Arial" w:eastAsia="Arial" w:hAnsi="Arial"/>
+          <w:rtl w:val="0"/>
+        </w:rPr>
+        <w:t xml:space="preserve">       </w:t>
+      </w:r>
+      <w:r>
+        <w:rPr>
+          <w:rFonts w:ascii="Arial" w:cs="Arial" w:eastAsia="Arial" w:hAnsi="Arial"/>
+          <w:b w:val="1"/>
+          <w:bCs w:val="1"/>
+          <w:rtl w:val="0"/>
+        </w:rPr>
+        <w:t xml:space="preserve">Estructuras de datos propuestas</w:t>
+      </w:r>
+    </w:p>
+    <w:p>
+      <w:pPr>
+        <w:spacing w:after="0" w:line="276" w:lineRule="auto"/>
         <w:jc w:val="both"/>
         <w:rPr>
           <w:rFonts w:ascii="Arial" w:cs="Arial" w:eastAsia="Arial" w:hAnsi="Arial"/>
-          <w:i w:val="1"/>
-          <w:iCs w:val="1"/>
-          <w:u w:val="none"/>
-        </w:rPr>
-      </w:pPr>
-      <w:r>
-        <w:rPr>
-          <w:rtl w:val="0"/>
-        </w:rPr>
+        </w:rPr>
+      </w:pPr>
+      <w:r>
+        <w:rPr>
+          <w:rFonts w:ascii="Arial" w:cs="Arial" w:eastAsia="Arial" w:hAnsi="Arial"/>
+          <w:rtl w:val="0"/>
+        </w:rPr>
+        <w:t xml:space="preserve">Para representar el flujo del sistema operativo en la memoria RAM, se define una estructura base (struct) que actuará como el contenedor de cada proceso.</w:t>
+      </w:r>
+    </w:p>
+    <w:p>
+      <w:pPr>
+        <w:spacing w:after="0" w:line="276" w:lineRule="auto"/>
+        <w:jc w:val="both"/>
+        <w:rPr>
+          <w:rFonts w:ascii="Arial" w:cs="Arial" w:eastAsia="Arial" w:hAnsi="Arial"/>
+        </w:rPr>
+      </w:pPr>
+      <w:r>
+        <w:rPr>
+          <w:rtl w:val="0"/>
+        </w:rPr>
+      </w:r>
+    </w:p>
+    <w:p>
+      <w:pPr>
+        <w:ind w:firstLine="720"/>
+        <w:jc w:val="both"/>
+        <w:rPr>
+          <w:rFonts w:ascii="Arial" w:cs="Arial" w:eastAsia="Arial" w:hAnsi="Arial"/>
+        </w:rPr>
+      </w:pPr>
+      <w:r>
+        <w:rPr>
+          <w:rFonts w:ascii="Arial" w:cs="Arial" w:eastAsia="Arial" w:hAnsi="Arial"/>
+          <w:rtl w:val="0"/>
+        </w:rPr>
+        <w:t xml:space="preserve">struct NodoProceso {</w:t>
+        <w:br w:type="textWrapping"/>
+        <w:t xml:space="preserve">id;                 </w:t>
+        <w:tab/>
+        <w:tab/>
+        <w:tab/>
+        <w:t xml:space="preserve">    // Identificador único del proceso</w:t>
+        <w:br w:type="textWrapping"/>
+        <w:t xml:space="preserve">string nombre;          </w:t>
+        <w:tab/>
+        <w:tab/>
+        <w:t xml:space="preserve">   // Nombre de la aplicación</w:t>
+        <w:br w:type="textWrapping"/>
+        <w:t xml:space="preserve">int prioridad;          </w:t>
+        <w:tab/>
+        <w:tab/>
+        <w:t xml:space="preserve">  // Nivel de importancia (ej: 1 = Alta, 3 = Baja)</w:t>
+        <w:br w:type="textWrapping"/>
+        <w:t xml:space="preserve">int memoria;           </w:t>
+        <w:tab/>
+        <w:tab/>
+        <w:t xml:space="preserve"> // Cantidad de bloques de memoria consumidos</w:t>
+        <w:br w:type="textWrapping"/>
+      </w:r>
+      <w:r>
+        <w:rPr>
+          <w:rFonts w:ascii="Arial" w:cs="Arial" w:eastAsia="Arial" w:hAnsi="Arial"/>
+          <w:rtl w:val="0"/>
+        </w:rPr>
+        <w:t xml:space="preserve">NodoProceso</w:t>
+      </w:r>
+      <w:r>
+        <w:rPr>
+          <w:rFonts w:ascii="Arial" w:cs="Arial" w:eastAsia="Arial" w:hAnsi="Arial"/>
+          <w:rtl w:val="0"/>
+        </w:rPr>
+        <w:t xml:space="preserve">* siguiente; </w:t>
+        <w:tab/>
+        <w:t xml:space="preserve">// Puntero de enlace al próximo nodo</w:t>
+        <w:br w:type="textWrapping"/>
+        <w:t xml:space="preserve">};</w:t>
+      </w:r>
+    </w:p>
+    <w:p>
+      <w:pPr>
+        <w:jc w:val="both"/>
+        <w:rPr>
+          <w:rFonts w:ascii="Arial" w:cs="Arial" w:eastAsia="Arial" w:hAnsi="Arial"/>
+        </w:rPr>
+      </w:pPr>
+      <w:r>
+        <w:rPr>
+          <w:rFonts w:ascii="Arial" w:cs="Arial" w:eastAsia="Arial" w:hAnsi="Arial"/>
+          <w:rtl w:val="0"/>
+        </w:rPr>
+        <w:t xml:space="preserve">A partir de esta struct base, se unirán las tres estructuras dinámicas lineales obligatorias:  </w:t>
+      </w:r>
+    </w:p>
+    <w:p>
+      <w:pPr>
+        <w:numPr>
+          <w:ilvl w:val="0"/>
+          <w:numId w:val="3"/>
+        </w:numPr>
+        <w:spacing w:after="0" w:afterAutospacing="0"/>
+        <w:ind w:left="720" w:hanging="360"/>
+        <w:jc w:val="both"/>
+        <w:rPr>
+          <w:rFonts w:ascii="Arial" w:cs="Arial" w:eastAsia="Arial" w:hAnsi="Arial"/>
+          <w:color w:val="000000"/>
+          <w:sz w:val="22"/>
+          <w:szCs w:val="22"/>
+        </w:rPr>
+      </w:pPr>
+      <w:r>
+        <w:rPr>
+          <w:rFonts w:ascii="Arial" w:cs="Arial" w:eastAsia="Arial" w:hAnsi="Arial"/>
+          <w:rtl w:val="0"/>
+        </w:rPr>
+        <w:t xml:space="preserve">Lista Enlazada Simple: Para el registro general y manipulación de procesos.</w:t>
+      </w:r>
+    </w:p>
+    <w:p>
+      <w:pPr>
+        <w:numPr>
+          <w:ilvl w:val="0"/>
+          <w:numId w:val="3"/>
+        </w:numPr>
+        <w:spacing w:after="0" w:afterAutospacing="0"/>
+        <w:ind w:left="720" w:hanging="360"/>
+        <w:jc w:val="both"/>
+        <w:rPr>
+          <w:rFonts w:ascii="Arial" w:cs="Arial" w:eastAsia="Arial" w:hAnsi="Arial"/>
+          <w:color w:val="000000"/>
+          <w:sz w:val="22"/>
+          <w:szCs w:val="22"/>
+        </w:rPr>
+      </w:pPr>
+      <w:r>
+        <w:rPr>
+          <w:rFonts w:ascii="Arial" w:cs="Arial" w:eastAsia="Arial" w:hAnsi="Arial"/>
+          <w:rtl w:val="0"/>
+        </w:rPr>
+        <w:t xml:space="preserve">Cola de Prioridad: Para la simulación del despacho de tareas a la CPU.</w:t>
+      </w:r>
+    </w:p>
+    <w:p>
+      <w:pPr>
+        <w:numPr>
+          <w:ilvl w:val="0"/>
+          <w:numId w:val="3"/>
+        </w:numPr>
+        <w:ind w:left="720" w:hanging="360"/>
+        <w:jc w:val="both"/>
+        <w:rPr>
+          <w:rFonts w:ascii="Arial" w:cs="Arial" w:eastAsia="Arial" w:hAnsi="Arial"/>
+          <w:color w:val="000000"/>
+          <w:sz w:val="22"/>
+          <w:szCs w:val="22"/>
+        </w:rPr>
+      </w:pPr>
+      <w:r>
+        <w:rPr>
+          <w:rFonts w:ascii="Arial" w:cs="Arial" w:eastAsia="Arial" w:hAnsi="Arial"/>
+          <w:rtl w:val="0"/>
+        </w:rPr>
+        <w:t xml:space="preserve">Pila Dinámica (Stack): Para la asignación jerárquica de bloques de memoria. </w:t>
       </w:r>
     </w:p>
     <w:p>
       <w:pPr>
         <w:spacing w:line="276" w:lineRule="auto"/>
-        <w:ind w:left="720" w:hanging="360"/>
-        <w:rPr>
-          <w:rFonts w:ascii="Arial" w:cs="Arial" w:eastAsia="Arial" w:hAnsi="Arial"/>
-          <w:b w:val="1"/>
-          <w:bCs w:val="1"/>
+        <w:ind w:left="720" w:firstLine="0"/>
+        <w:jc w:val="both"/>
+        <w:rPr>
+          <w:rFonts w:ascii="Arial" w:cs="Arial" w:eastAsia="Arial" w:hAnsi="Arial"/>
         </w:rPr>
       </w:pPr>
       <w:r>
@@ -867,6 +1491,480 @@
           <w:rtl w:val="0"/>
         </w:rPr>
         <w:t xml:space="preserve">Plan de Trabajo y Roles Asignados</w:t>
+      </w:r>
+    </w:p>
+    <w:p>
+      <w:pPr>
+        <w:spacing w:after="0" w:lineRule="auto"/>
+        <w:ind w:left="720" w:hanging="360"/>
+        <w:rPr>
+          <w:rFonts w:ascii="Arial" w:cs="Arial" w:eastAsia="Arial" w:hAnsi="Arial"/>
+          <w:b w:val="1"/>
+          <w:bCs w:val="1"/>
+        </w:rPr>
+      </w:pPr>
+      <w:r>
+        <w:rPr>
+          <w:rtl w:val="0"/>
+        </w:rPr>
+      </w:r>
+    </w:p>
+    <w:p>
+      <w:pPr>
+        <w:spacing w:after="0" w:lineRule="auto"/>
+        <w:ind w:left="720" w:hanging="360"/>
+        <w:rPr>
+          <w:rFonts w:ascii="Arial" w:cs="Arial" w:eastAsia="Arial" w:hAnsi="Arial"/>
+          <w:b w:val="1"/>
+          <w:bCs w:val="1"/>
+        </w:rPr>
+      </w:pPr>
+      <w:r>
+        <w:rPr>
+          <w:rFonts w:ascii="Arial" w:cs="Arial" w:eastAsia="Arial" w:hAnsi="Arial"/>
+          <w:b w:val="1"/>
+          <w:bCs w:val="1"/>
+          <w:rtl w:val="0"/>
+        </w:rPr>
+        <w:t xml:space="preserve">Roles:</w:t>
+      </w:r>
+    </w:p>
+    <w:tbl>
+      <w:tblPr>
+        <w:tblStyle w:val="Table1"/>
+        <w:tblW w:w="8503.511811023624" w:type="dxa"/>
+        <w:jc w:val="left"/>
+        <w:tblBorders>
+          <w:top w:color="000000" w:space="0" w:sz="0" w:val="nil"/>
+          <w:left w:color="000000" w:space="0" w:sz="0" w:val="nil"/>
+          <w:bottom w:color="000000" w:space="0" w:sz="0" w:val="nil"/>
+          <w:right w:color="000000" w:space="0" w:sz="0" w:val="nil"/>
+          <w:insideH w:color="000000" w:space="0" w:sz="0" w:val="nil"/>
+          <w:insideV w:color="000000" w:space="0" w:sz="0" w:val="nil"/>
+        </w:tblBorders>
+        <w:tblLayout w:type="fixed"/>
+        <w:tblLook w:val="0600"/>
+      </w:tblPr>
+      <w:tblGrid>
+        <w:gridCol w:w="4251.755905511812"/>
+        <w:gridCol w:w="4251.755905511812"/>
+        <w:tblGridChange w:id="0">
+          <w:tblGrid>
+            <w:gridCol w:w="4251.755905511812"/>
+            <w:gridCol w:w="4251.755905511812"/>
+          </w:tblGrid>
+        </w:tblGridChange>
+      </w:tblGrid>
+      <w:tr>
+        <w:trPr>
+          <w:cantSplit w:val="0"/>
+          <w:trHeight w:val="300" w:hRule="atLeast"/>
+          <w:tblHeader w:val="0"/>
+        </w:trPr>
+        <w:tc>
+          <w:tcPr>
+            <w:tcBorders>
+              <w:top w:color="000000" w:space="0" w:sz="7" w:val="single"/>
+              <w:left w:color="000000" w:space="0" w:sz="7" w:val="single"/>
+              <w:bottom w:color="000000" w:space="0" w:sz="7" w:val="single"/>
+              <w:right w:color="000000" w:space="0" w:sz="7" w:val="single"/>
+            </w:tcBorders>
+            <w:tcMar>
+              <w:top w:w="0.0" w:type="dxa"/>
+              <w:left w:w="100.0" w:type="dxa"/>
+              <w:bottom w:w="0.0" w:type="dxa"/>
+              <w:right w:w="100.0" w:type="dxa"/>
+            </w:tcMar>
+            <w:vAlign w:val="top"/>
+          </w:tcPr>
+          <w:p>
+            <w:pPr>
+              <w:spacing w:after="0" w:line="276" w:lineRule="auto"/>
+              <w:rPr>
+                <w:rFonts w:ascii="Arial" w:cs="Arial" w:eastAsia="Arial" w:hAnsi="Arial"/>
+                <w:b w:val="1"/>
+                <w:bCs w:val="1"/>
+              </w:rPr>
+            </w:pPr>
+            <w:r>
+              <w:rPr>
+                <w:rFonts w:ascii="Arial" w:cs="Arial" w:eastAsia="Arial" w:hAnsi="Arial"/>
+                <w:b w:val="1"/>
+                <w:bCs w:val="1"/>
+                <w:rtl w:val="0"/>
+              </w:rPr>
+              <w:t xml:space="preserve">Integrantes</w:t>
+            </w:r>
+          </w:p>
+        </w:tc>
+        <w:tc>
+          <w:tcPr>
+            <w:tcBorders>
+              <w:top w:color="000000" w:space="0" w:sz="7" w:val="single"/>
+              <w:left w:color="000000" w:space="0" w:sz="0" w:val="nil"/>
+              <w:bottom w:color="000000" w:space="0" w:sz="7" w:val="single"/>
+              <w:right w:color="000000" w:space="0" w:sz="7" w:val="single"/>
+            </w:tcBorders>
+            <w:tcMar>
+              <w:top w:w="0.0" w:type="dxa"/>
+              <w:left w:w="100.0" w:type="dxa"/>
+              <w:bottom w:w="0.0" w:type="dxa"/>
+              <w:right w:w="100.0" w:type="dxa"/>
+            </w:tcMar>
+            <w:vAlign w:val="top"/>
+          </w:tcPr>
+          <w:p>
+            <w:pPr>
+              <w:spacing w:after="0" w:line="276" w:lineRule="auto"/>
+              <w:rPr>
+                <w:rFonts w:ascii="Arial" w:cs="Arial" w:eastAsia="Arial" w:hAnsi="Arial"/>
+                <w:b w:val="1"/>
+                <w:bCs w:val="1"/>
+              </w:rPr>
+            </w:pPr>
+            <w:r>
+              <w:rPr>
+                <w:rFonts w:ascii="Arial" w:cs="Arial" w:eastAsia="Arial" w:hAnsi="Arial"/>
+                <w:b w:val="1"/>
+                <w:bCs w:val="1"/>
+                <w:rtl w:val="0"/>
+              </w:rPr>
+              <w:t xml:space="preserve">Roles</w:t>
+            </w:r>
+          </w:p>
+        </w:tc>
+      </w:tr>
+      <w:tr>
+        <w:trPr>
+          <w:cantSplit w:val="0"/>
+          <w:trHeight w:val="300" w:hRule="atLeast"/>
+          <w:tblHeader w:val="0"/>
+        </w:trPr>
+        <w:tc>
+          <w:tcPr>
+            <w:tcBorders>
+              <w:top w:color="000000" w:space="0" w:sz="0" w:val="nil"/>
+              <w:left w:color="000000" w:space="0" w:sz="7" w:val="single"/>
+              <w:bottom w:color="000000" w:space="0" w:sz="7" w:val="single"/>
+              <w:right w:color="000000" w:space="0" w:sz="7" w:val="single"/>
+            </w:tcBorders>
+            <w:tcMar>
+              <w:top w:w="0.0" w:type="dxa"/>
+              <w:left w:w="100.0" w:type="dxa"/>
+              <w:bottom w:w="0.0" w:type="dxa"/>
+              <w:right w:w="100.0" w:type="dxa"/>
+            </w:tcMar>
+            <w:vAlign w:val="top"/>
+          </w:tcPr>
+          <w:p>
+            <w:pPr>
+              <w:spacing w:after="0" w:line="276" w:lineRule="auto"/>
+              <w:rPr>
+                <w:rFonts w:ascii="Arial" w:cs="Arial" w:eastAsia="Arial" w:hAnsi="Arial"/>
+                <w:b w:val="1"/>
+                <w:bCs w:val="1"/>
+              </w:rPr>
+            </w:pPr>
+            <w:r>
+              <w:rPr>
+                <w:rFonts w:ascii="Arial" w:cs="Arial" w:eastAsia="Arial" w:hAnsi="Arial"/>
+                <w:b w:val="1"/>
+                <w:bCs w:val="1"/>
+                <w:rtl w:val="0"/>
+              </w:rPr>
+              <w:t xml:space="preserve">Chanco Chambergo Jhymm</w:t>
+            </w:r>
+          </w:p>
+        </w:tc>
+        <w:tc>
+          <w:tcPr>
+            <w:tcBorders>
+              <w:top w:color="000000" w:space="0" w:sz="0" w:val="nil"/>
+              <w:left w:color="000000" w:space="0" w:sz="0" w:val="nil"/>
+              <w:bottom w:color="000000" w:space="0" w:sz="7" w:val="single"/>
+              <w:right w:color="000000" w:space="0" w:sz="7" w:val="single"/>
+            </w:tcBorders>
+            <w:tcMar>
+              <w:top w:w="0.0" w:type="dxa"/>
+              <w:left w:w="100.0" w:type="dxa"/>
+              <w:bottom w:w="0.0" w:type="dxa"/>
+              <w:right w:w="100.0" w:type="dxa"/>
+            </w:tcMar>
+            <w:vAlign w:val="top"/>
+          </w:tcPr>
+          <w:p>
+            <w:pPr>
+              <w:spacing w:after="0" w:line="276" w:lineRule="auto"/>
+              <w:rPr>
+                <w:rFonts w:ascii="Arial" w:cs="Arial" w:eastAsia="Arial" w:hAnsi="Arial"/>
+                <w:b w:val="1"/>
+                <w:bCs w:val="1"/>
+              </w:rPr>
+            </w:pPr>
+            <w:r>
+              <w:rPr>
+                <w:rFonts w:ascii="Arial" w:cs="Arial" w:eastAsia="Arial" w:hAnsi="Arial"/>
+                <w:b w:val="1"/>
+                <w:bCs w:val="1"/>
+                <w:rtl w:val="0"/>
+              </w:rPr>
+              <w:t xml:space="preserve">Descripción del problema</w:t>
+            </w:r>
+          </w:p>
+        </w:tc>
+      </w:tr>
+      <w:tr>
+        <w:trPr>
+          <w:cantSplit w:val="0"/>
+          <w:trHeight w:val="300" w:hRule="atLeast"/>
+          <w:tblHeader w:val="0"/>
+        </w:trPr>
+        <w:tc>
+          <w:tcPr>
+            <w:tcBorders>
+              <w:top w:color="000000" w:space="0" w:sz="0" w:val="nil"/>
+              <w:left w:color="000000" w:space="0" w:sz="7" w:val="single"/>
+              <w:bottom w:color="000000" w:space="0" w:sz="7" w:val="single"/>
+              <w:right w:color="000000" w:space="0" w:sz="7" w:val="single"/>
+            </w:tcBorders>
+            <w:tcMar>
+              <w:top w:w="0.0" w:type="dxa"/>
+              <w:left w:w="100.0" w:type="dxa"/>
+              <w:bottom w:w="0.0" w:type="dxa"/>
+              <w:right w:w="100.0" w:type="dxa"/>
+            </w:tcMar>
+            <w:vAlign w:val="top"/>
+          </w:tcPr>
+          <w:p>
+            <w:pPr>
+              <w:spacing w:after="0" w:line="276" w:lineRule="auto"/>
+              <w:rPr>
+                <w:rFonts w:ascii="Arial" w:cs="Arial" w:eastAsia="Arial" w:hAnsi="Arial"/>
+                <w:b w:val="1"/>
+                <w:bCs w:val="1"/>
+              </w:rPr>
+            </w:pPr>
+            <w:r>
+              <w:rPr>
+                <w:rFonts w:ascii="Arial" w:cs="Arial" w:eastAsia="Arial" w:hAnsi="Arial"/>
+                <w:b w:val="1"/>
+                <w:bCs w:val="1"/>
+                <w:rtl w:val="0"/>
+              </w:rPr>
+              <w:t xml:space="preserve">Tacza Paredes Diego</w:t>
+            </w:r>
+          </w:p>
+        </w:tc>
+        <w:tc>
+          <w:tcPr>
+            <w:tcBorders>
+              <w:top w:color="000000" w:space="0" w:sz="0" w:val="nil"/>
+              <w:left w:color="000000" w:space="0" w:sz="0" w:val="nil"/>
+              <w:bottom w:color="000000" w:space="0" w:sz="7" w:val="single"/>
+              <w:right w:color="000000" w:space="0" w:sz="7" w:val="single"/>
+            </w:tcBorders>
+            <w:tcMar>
+              <w:top w:w="0.0" w:type="dxa"/>
+              <w:left w:w="100.0" w:type="dxa"/>
+              <w:bottom w:w="0.0" w:type="dxa"/>
+              <w:right w:w="100.0" w:type="dxa"/>
+            </w:tcMar>
+            <w:vAlign w:val="top"/>
+          </w:tcPr>
+          <w:p>
+            <w:pPr>
+              <w:spacing w:after="0" w:line="276" w:lineRule="auto"/>
+              <w:rPr>
+                <w:rFonts w:ascii="Arial" w:cs="Arial" w:eastAsia="Arial" w:hAnsi="Arial"/>
+                <w:b w:val="1"/>
+                <w:bCs w:val="1"/>
+              </w:rPr>
+            </w:pPr>
+            <w:r>
+              <w:rPr>
+                <w:rFonts w:ascii="Arial" w:cs="Arial" w:eastAsia="Arial" w:hAnsi="Arial"/>
+                <w:b w:val="1"/>
+                <w:bCs w:val="1"/>
+                <w:rtl w:val="0"/>
+              </w:rPr>
+              <w:t xml:space="preserve">Requerimientos del sistema</w:t>
+            </w:r>
+          </w:p>
+        </w:tc>
+      </w:tr>
+      <w:tr>
+        <w:trPr>
+          <w:cantSplit w:val="0"/>
+          <w:trHeight w:val="300" w:hRule="atLeast"/>
+          <w:tblHeader w:val="0"/>
+        </w:trPr>
+        <w:tc>
+          <w:tcPr>
+            <w:tcBorders>
+              <w:top w:color="000000" w:space="0" w:sz="0" w:val="nil"/>
+              <w:left w:color="000000" w:space="0" w:sz="7" w:val="single"/>
+              <w:bottom w:color="000000" w:space="0" w:sz="7" w:val="single"/>
+              <w:right w:color="000000" w:space="0" w:sz="7" w:val="single"/>
+            </w:tcBorders>
+            <w:tcMar>
+              <w:top w:w="0.0" w:type="dxa"/>
+              <w:left w:w="100.0" w:type="dxa"/>
+              <w:bottom w:w="0.0" w:type="dxa"/>
+              <w:right w:w="100.0" w:type="dxa"/>
+            </w:tcMar>
+            <w:vAlign w:val="top"/>
+          </w:tcPr>
+          <w:p>
+            <w:pPr>
+              <w:spacing w:after="0" w:line="276" w:lineRule="auto"/>
+              <w:rPr>
+                <w:rFonts w:ascii="Arial" w:cs="Arial" w:eastAsia="Arial" w:hAnsi="Arial"/>
+                <w:b w:val="1"/>
+                <w:bCs w:val="1"/>
+              </w:rPr>
+            </w:pPr>
+            <w:r>
+              <w:rPr>
+                <w:rFonts w:ascii="Arial" w:cs="Arial" w:eastAsia="Arial" w:hAnsi="Arial"/>
+                <w:b w:val="1"/>
+                <w:bCs w:val="1"/>
+                <w:rtl w:val="0"/>
+              </w:rPr>
+              <w:t xml:space="preserve">Parque Ñiquen Angel</w:t>
+            </w:r>
+          </w:p>
+        </w:tc>
+        <w:tc>
+          <w:tcPr>
+            <w:tcBorders>
+              <w:top w:color="000000" w:space="0" w:sz="0" w:val="nil"/>
+              <w:left w:color="000000" w:space="0" w:sz="0" w:val="nil"/>
+              <w:bottom w:color="000000" w:space="0" w:sz="7" w:val="single"/>
+              <w:right w:color="000000" w:space="0" w:sz="7" w:val="single"/>
+            </w:tcBorders>
+            <w:tcMar>
+              <w:top w:w="0.0" w:type="dxa"/>
+              <w:left w:w="100.0" w:type="dxa"/>
+              <w:bottom w:w="0.0" w:type="dxa"/>
+              <w:right w:w="100.0" w:type="dxa"/>
+            </w:tcMar>
+            <w:vAlign w:val="top"/>
+          </w:tcPr>
+          <w:p>
+            <w:pPr>
+              <w:spacing w:after="0" w:line="276" w:lineRule="auto"/>
+              <w:rPr>
+                <w:rFonts w:ascii="Arial" w:cs="Arial" w:eastAsia="Arial" w:hAnsi="Arial"/>
+                <w:b w:val="1"/>
+                <w:bCs w:val="1"/>
+              </w:rPr>
+            </w:pPr>
+            <w:r>
+              <w:rPr>
+                <w:rFonts w:ascii="Arial" w:cs="Arial" w:eastAsia="Arial" w:hAnsi="Arial"/>
+                <w:b w:val="1"/>
+                <w:bCs w:val="1"/>
+                <w:rtl w:val="0"/>
+              </w:rPr>
+              <w:t xml:space="preserve">Estructuras de datos propuestas</w:t>
+            </w:r>
+          </w:p>
+        </w:tc>
+      </w:tr>
+      <w:tr>
+        <w:trPr>
+          <w:cantSplit w:val="0"/>
+          <w:trHeight w:val="300" w:hRule="atLeast"/>
+          <w:tblHeader w:val="0"/>
+        </w:trPr>
+        <w:tc>
+          <w:tcPr>
+            <w:tcBorders>
+              <w:top w:color="000000" w:space="0" w:sz="0" w:val="nil"/>
+              <w:left w:color="000000" w:space="0" w:sz="7" w:val="single"/>
+              <w:bottom w:color="000000" w:space="0" w:sz="7" w:val="single"/>
+              <w:right w:color="000000" w:space="0" w:sz="7" w:val="single"/>
+            </w:tcBorders>
+            <w:tcMar>
+              <w:top w:w="0.0" w:type="dxa"/>
+              <w:left w:w="100.0" w:type="dxa"/>
+              <w:bottom w:w="0.0" w:type="dxa"/>
+              <w:right w:w="100.0" w:type="dxa"/>
+            </w:tcMar>
+            <w:vAlign w:val="top"/>
+          </w:tcPr>
+          <w:p>
+            <w:pPr>
+              <w:spacing w:after="0" w:line="276" w:lineRule="auto"/>
+              <w:rPr>
+                <w:rFonts w:ascii="Arial" w:cs="Arial" w:eastAsia="Arial" w:hAnsi="Arial"/>
+                <w:b w:val="1"/>
+                <w:bCs w:val="1"/>
+              </w:rPr>
+            </w:pPr>
+            <w:r>
+              <w:rPr>
+                <w:rFonts w:ascii="Arial" w:cs="Arial" w:eastAsia="Arial" w:hAnsi="Arial"/>
+                <w:b w:val="1"/>
+                <w:bCs w:val="1"/>
+                <w:rtl w:val="0"/>
+              </w:rPr>
+              <w:t xml:space="preserve">Cuba Perez Jhosep</w:t>
+            </w:r>
+          </w:p>
+        </w:tc>
+        <w:tc>
+          <w:tcPr>
+            <w:tcBorders>
+              <w:top w:color="000000" w:space="0" w:sz="0" w:val="nil"/>
+              <w:left w:color="000000" w:space="0" w:sz="0" w:val="nil"/>
+              <w:bottom w:color="000000" w:space="0" w:sz="7" w:val="single"/>
+              <w:right w:color="000000" w:space="0" w:sz="7" w:val="single"/>
+            </w:tcBorders>
+            <w:tcMar>
+              <w:top w:w="0.0" w:type="dxa"/>
+              <w:left w:w="100.0" w:type="dxa"/>
+              <w:bottom w:w="0.0" w:type="dxa"/>
+              <w:right w:w="100.0" w:type="dxa"/>
+            </w:tcMar>
+            <w:vAlign w:val="top"/>
+          </w:tcPr>
+          <w:p>
+            <w:pPr>
+              <w:spacing w:after="0" w:line="276" w:lineRule="auto"/>
+              <w:rPr>
+                <w:rFonts w:ascii="Arial" w:cs="Arial" w:eastAsia="Arial" w:hAnsi="Arial"/>
+                <w:b w:val="1"/>
+                <w:bCs w:val="1"/>
+              </w:rPr>
+            </w:pPr>
+            <w:r>
+              <w:rPr>
+                <w:rFonts w:ascii="Arial" w:cs="Arial" w:eastAsia="Arial" w:hAnsi="Arial"/>
+                <w:b w:val="1"/>
+                <w:bCs w:val="1"/>
+                <w:rtl w:val="0"/>
+              </w:rPr>
+              <w:t xml:space="preserve">Justificación</w:t>
+            </w:r>
+          </w:p>
+        </w:tc>
+      </w:tr>
+    </w:tbl>
+    <w:p>
+      <w:pPr>
+        <w:spacing w:after="0" w:lineRule="auto"/>
+        <w:ind w:left="720" w:hanging="360"/>
+        <w:rPr>
+          <w:rFonts w:ascii="Arial" w:cs="Arial" w:eastAsia="Arial" w:hAnsi="Arial"/>
+          <w:b w:val="1"/>
+          <w:bCs w:val="1"/>
+        </w:rPr>
+      </w:pPr>
+      <w:r>
+        <w:rPr>
+          <w:rtl w:val="0"/>
+        </w:rPr>
       </w:r>
     </w:p>
     <w:p>
@@ -970,7 +2068,7 @@
     <w:lvl w:ilvl="0">
       <w:start w:val="1"/>
       <w:numFmt w:val="bullet"/>
-      <w:lvlText w:val="-"/>
+      <w:lvlText w:val="●"/>
       <w:lvlJc w:val="left"/>
       <w:pPr>
         <w:ind w:left="1440" w:hanging="360"/>
@@ -982,7 +2080,7 @@
     <w:lvl w:ilvl="1">
       <w:start w:val="1"/>
       <w:numFmt w:val="bullet"/>
-      <w:lvlText w:val="-"/>
+      <w:lvlText w:val="○"/>
       <w:lvlJc w:val="left"/>
       <w:pPr>
         <w:ind w:left="2160" w:hanging="360"/>
@@ -994,7 +2092,7 @@
     <w:lvl w:ilvl="2">
       <w:start w:val="1"/>
       <w:numFmt w:val="bullet"/>
-      <w:lvlText w:val="-"/>
+      <w:lvlText w:val="■"/>
       <w:lvlJc w:val="left"/>
       <w:pPr>
         <w:ind w:left="2880" w:hanging="360"/>
@@ -1006,7 +2104,7 @@
     <w:lvl w:ilvl="3">
       <w:start w:val="1"/>
       <w:numFmt w:val="bullet"/>
-      <w:lvlText w:val="-"/>
+      <w:lvlText w:val="●"/>
       <w:lvlJc w:val="left"/>
       <w:pPr>
         <w:ind w:left="3600" w:hanging="360"/>
@@ -1018,7 +2116,7 @@
     <w:lvl w:ilvl="4">
       <w:start w:val="1"/>
       <w:numFmt w:val="bullet"/>
-      <w:lvlText w:val="-"/>
+      <w:lvlText w:val="○"/>
       <w:lvlJc w:val="left"/>
       <w:pPr>
         <w:ind w:left="4320" w:hanging="360"/>
@@ -1030,7 +2128,7 @@
     <w:lvl w:ilvl="5">
       <w:start w:val="1"/>
       <w:numFmt w:val="bullet"/>
-      <w:lvlText w:val="-"/>
+      <w:lvlText w:val="■"/>
       <w:lvlJc w:val="left"/>
       <w:pPr>
         <w:ind w:left="5040" w:hanging="360"/>
@@ -1042,7 +2140,7 @@
     <w:lvl w:ilvl="6">
       <w:start w:val="1"/>
       <w:numFmt w:val="bullet"/>
-      <w:lvlText w:val="-"/>
+      <w:lvlText w:val="●"/>
       <w:lvlJc w:val="left"/>
       <w:pPr>
         <w:ind w:left="5760" w:hanging="360"/>
@@ -1054,7 +2152,7 @@
     <w:lvl w:ilvl="7">
       <w:start w:val="1"/>
       <w:numFmt w:val="bullet"/>
-      <w:lvlText w:val="-"/>
+      <w:lvlText w:val="○"/>
       <w:lvlJc w:val="left"/>
       <w:pPr>
         <w:ind w:left="6480" w:hanging="360"/>
@@ -1066,7 +2164,7 @@
     <w:lvl w:ilvl="8">
       <w:start w:val="1"/>
       <w:numFmt w:val="bullet"/>
-      <w:lvlText w:val="-"/>
+      <w:lvlText w:val="■"/>
       <w:lvlJc w:val="left"/>
       <w:pPr>
         <w:ind w:left="7200" w:hanging="360"/>
@@ -1077,6 +2175,336 @@
     </w:lvl>
   </w:abstractNum>
   <w:abstractNum w:abstractNumId="2">
+    <w:lvl w:ilvl="0">
+      <w:start w:val="1"/>
+      <w:numFmt w:val="bullet"/>
+      <w:lvlText w:val="-"/>
+      <w:lvlJc w:val="left"/>
+      <w:pPr>
+        <w:ind w:left="1440" w:hanging="360"/>
+      </w:pPr>
+      <w:rPr>
+        <w:u w:val="none"/>
+      </w:rPr>
+    </w:lvl>
+    <w:lvl w:ilvl="1">
+      <w:start w:val="1"/>
+      <w:numFmt w:val="bullet"/>
+      <w:lvlText w:val="-"/>
+      <w:lvlJc w:val="left"/>
+      <w:pPr>
+        <w:ind w:left="2160" w:hanging="360"/>
+      </w:pPr>
+      <w:rPr>
+        <w:u w:val="none"/>
+      </w:rPr>
+    </w:lvl>
+    <w:lvl w:ilvl="2">
+      <w:start w:val="1"/>
+      <w:numFmt w:val="bullet"/>
+      <w:lvlText w:val="-"/>
+      <w:lvlJc w:val="left"/>
+      <w:pPr>
+        <w:ind w:left="2880" w:hanging="360"/>
+      </w:pPr>
+      <w:rPr>
+        <w:u w:val="none"/>
+      </w:rPr>
+    </w:lvl>
+    <w:lvl w:ilvl="3">
+      <w:start w:val="1"/>
+      <w:numFmt w:val="bullet"/>
+      <w:lvlText w:val="-"/>
+      <w:lvlJc w:val="left"/>
+      <w:pPr>
+        <w:ind w:left="3600" w:hanging="360"/>
+      </w:pPr>
+      <w:rPr>
+        <w:u w:val="none"/>
+      </w:rPr>
+    </w:lvl>
+    <w:lvl w:ilvl="4">
+      <w:start w:val="1"/>
+      <w:numFmt w:val="bullet"/>
+      <w:lvlText w:val="-"/>
+      <w:lvlJc w:val="left"/>
+      <w:pPr>
+        <w:ind w:left="4320" w:hanging="360"/>
+      </w:pPr>
+      <w:rPr>
+        <w:u w:val="none"/>
+      </w:rPr>
+    </w:lvl>
+    <w:lvl w:ilvl="5">
+      <w:start w:val="1"/>
+      <w:numFmt w:val="bullet"/>
+      <w:lvlText w:val="-"/>
+      <w:lvlJc w:val="left"/>
+      <w:pPr>
+        <w:ind w:left="5040" w:hanging="360"/>
+      </w:pPr>
+      <w:rPr>
+        <w:u w:val="none"/>
+      </w:rPr>
+    </w:lvl>
+    <w:lvl w:ilvl="6">
+      <w:start w:val="1"/>
+      <w:numFmt w:val="bullet"/>
+      <w:lvlText w:val="-"/>
+      <w:lvlJc w:val="left"/>
+      <w:pPr>
+        <w:ind w:left="5760" w:hanging="360"/>
+      </w:pPr>
+      <w:rPr>
+        <w:u w:val="none"/>
+      </w:rPr>
+    </w:lvl>
+    <w:lvl w:ilvl="7">
+      <w:start w:val="1"/>
+      <w:numFmt w:val="bullet"/>
+      <w:lvlText w:val="-"/>
+      <w:lvlJc w:val="left"/>
+      <w:pPr>
+        <w:ind w:left="6480" w:hanging="360"/>
+      </w:pPr>
+      <w:rPr>
+        <w:u w:val="none"/>
+      </w:rPr>
+    </w:lvl>
+    <w:lvl w:ilvl="8">
+      <w:start w:val="1"/>
+      <w:numFmt w:val="bullet"/>
+      <w:lvlText w:val="-"/>
+      <w:lvlJc w:val="left"/>
+      <w:pPr>
+        <w:ind w:left="7200" w:hanging="360"/>
+      </w:pPr>
+      <w:rPr>
+        <w:u w:val="none"/>
+      </w:rPr>
+    </w:lvl>
+  </w:abstractNum>
+  <w:abstractNum w:abstractNumId="3">
+    <w:lvl w:ilvl="0">
+      <w:start w:val="1"/>
+      <w:numFmt w:val="bullet"/>
+      <w:lvlText w:val="-"/>
+      <w:lvlJc w:val="left"/>
+      <w:pPr>
+        <w:ind w:left="720" w:hanging="360"/>
+      </w:pPr>
+      <w:rPr>
+        <w:u w:val="none"/>
+      </w:rPr>
+    </w:lvl>
+    <w:lvl w:ilvl="1">
+      <w:start w:val="1"/>
+      <w:numFmt w:val="bullet"/>
+      <w:lvlText w:val="-"/>
+      <w:lvlJc w:val="left"/>
+      <w:pPr>
+        <w:ind w:left="1440" w:hanging="360"/>
+      </w:pPr>
+      <w:rPr>
+        <w:u w:val="none"/>
+      </w:rPr>
+    </w:lvl>
+    <w:lvl w:ilvl="2">
+      <w:start w:val="1"/>
+      <w:numFmt w:val="bullet"/>
+      <w:lvlText w:val="-"/>
+      <w:lvlJc w:val="left"/>
+      <w:pPr>
+        <w:ind w:left="2160" w:hanging="360"/>
+      </w:pPr>
+      <w:rPr>
+        <w:u w:val="none"/>
+      </w:rPr>
+    </w:lvl>
+    <w:lvl w:ilvl="3">
+      <w:start w:val="1"/>
+      <w:numFmt w:val="bullet"/>
+      <w:lvlText w:val="-"/>
+      <w:lvlJc w:val="left"/>
+      <w:pPr>
+        <w:ind w:left="2880" w:hanging="360"/>
+      </w:pPr>
+      <w:rPr>
+        <w:u w:val="none"/>
+      </w:rPr>
+    </w:lvl>
+    <w:lvl w:ilvl="4">
+      <w:start w:val="1"/>
+      <w:numFmt w:val="bullet"/>
+      <w:lvlText w:val="-"/>
+      <w:lvlJc w:val="left"/>
+      <w:pPr>
+        <w:ind w:left="3600" w:hanging="360"/>
+      </w:pPr>
+      <w:rPr>
+        <w:u w:val="none"/>
+      </w:rPr>
+    </w:lvl>
+    <w:lvl w:ilvl="5">
+      <w:start w:val="1"/>
+      <w:numFmt w:val="bullet"/>
+      <w:lvlText w:val="-"/>
+      <w:lvlJc w:val="left"/>
+      <w:pPr>
+        <w:ind w:left="4320" w:hanging="360"/>
+      </w:pPr>
+      <w:rPr>
+        <w:u w:val="none"/>
+      </w:rPr>
+    </w:lvl>
+    <w:lvl w:ilvl="6">
+      <w:start w:val="1"/>
+      <w:numFmt w:val="bullet"/>
+      <w:lvlText w:val="-"/>
+      <w:lvlJc w:val="left"/>
+      <w:pPr>
+        <w:ind w:left="5040" w:hanging="360"/>
+      </w:pPr>
+      <w:rPr>
+        <w:u w:val="none"/>
+      </w:rPr>
+    </w:lvl>
+    <w:lvl w:ilvl="7">
+      <w:start w:val="1"/>
+      <w:numFmt w:val="bullet"/>
+      <w:lvlText w:val="-"/>
+      <w:lvlJc w:val="left"/>
+      <w:pPr>
+        <w:ind w:left="5760" w:hanging="360"/>
+      </w:pPr>
+      <w:rPr>
+        <w:u w:val="none"/>
+      </w:rPr>
+    </w:lvl>
+    <w:lvl w:ilvl="8">
+      <w:start w:val="1"/>
+      <w:numFmt w:val="bullet"/>
+      <w:lvlText w:val="-"/>
+      <w:lvlJc w:val="left"/>
+      <w:pPr>
+        <w:ind w:left="6480" w:hanging="360"/>
+      </w:pPr>
+      <w:rPr>
+        <w:u w:val="none"/>
+      </w:rPr>
+    </w:lvl>
+  </w:abstractNum>
+  <w:abstractNum w:abstractNumId="4">
+    <w:lvl w:ilvl="0">
+      <w:start w:val="1"/>
+      <w:numFmt w:val="bullet"/>
+      <w:lvlText w:val="●"/>
+      <w:lvlJc w:val="left"/>
+      <w:pPr>
+        <w:ind w:left="1440" w:hanging="360"/>
+      </w:pPr>
+      <w:rPr>
+        <w:u w:val="none"/>
+      </w:rPr>
+    </w:lvl>
+    <w:lvl w:ilvl="1">
+      <w:start w:val="1"/>
+      <w:numFmt w:val="bullet"/>
+      <w:lvlText w:val="○"/>
+      <w:lvlJc w:val="left"/>
+      <w:pPr>
+        <w:ind w:left="2160" w:hanging="360"/>
+      </w:pPr>
+      <w:rPr>
+        <w:u w:val="none"/>
+      </w:rPr>
+    </w:lvl>
+    <w:lvl w:ilvl="2">
+      <w:start w:val="1"/>
+      <w:numFmt w:val="bullet"/>
+      <w:lvlText w:val="■"/>
+      <w:lvlJc w:val="left"/>
+      <w:pPr>
+        <w:ind w:left="2880" w:hanging="360"/>
+      </w:pPr>
+      <w:rPr>
+        <w:u w:val="none"/>
+      </w:rPr>
+    </w:lvl>
+    <w:lvl w:ilvl="3">
+      <w:start w:val="1"/>
+      <w:numFmt w:val="bullet"/>
+      <w:lvlText w:val="●"/>
+      <w:lvlJc w:val="left"/>
+      <w:pPr>
+        <w:ind w:left="3600" w:hanging="360"/>
+      </w:pPr>
+      <w:rPr>
+        <w:u w:val="none"/>
+      </w:rPr>
+    </w:lvl>
+    <w:lvl w:ilvl="4">
+      <w:start w:val="1"/>
+      <w:numFmt w:val="bullet"/>
+      <w:lvlText w:val="○"/>
+      <w:lvlJc w:val="left"/>
+      <w:pPr>
+        <w:ind w:left="4320" w:hanging="360"/>
+      </w:pPr>
+      <w:rPr>
+        <w:u w:val="none"/>
+      </w:rPr>
+    </w:lvl>
+    <w:lvl w:ilvl="5">
+      <w:start w:val="1"/>
+      <w:numFmt w:val="bullet"/>
+      <w:lvlText w:val="■"/>
+      <w:lvlJc w:val="left"/>
+      <w:pPr>
+        <w:ind w:left="5040" w:hanging="360"/>
+      </w:pPr>
+      <w:rPr>
+        <w:u w:val="none"/>
+      </w:rPr>
+    </w:lvl>
+    <w:lvl w:ilvl="6">
+      <w:start w:val="1"/>
+      <w:numFmt w:val="bullet"/>
+      <w:lvlText w:val="●"/>
+      <w:lvlJc w:val="left"/>
+      <w:pPr>
+        <w:ind w:left="5760" w:hanging="360"/>
+      </w:pPr>
+      <w:rPr>
+        <w:u w:val="none"/>
+      </w:rPr>
+    </w:lvl>
+    <w:lvl w:ilvl="7">
+      <w:start w:val="1"/>
+      <w:numFmt w:val="bullet"/>
+      <w:lvlText w:val="○"/>
+      <w:lvlJc w:val="left"/>
+      <w:pPr>
+        <w:ind w:left="6480" w:hanging="360"/>
+      </w:pPr>
+      <w:rPr>
+        <w:u w:val="none"/>
+      </w:rPr>
+    </w:lvl>
+    <w:lvl w:ilvl="8">
+      <w:start w:val="1"/>
+      <w:numFmt w:val="bullet"/>
+      <w:lvlText w:val="■"/>
+      <w:lvlJc w:val="left"/>
+      <w:pPr>
+        <w:ind w:left="7200" w:hanging="360"/>
+      </w:pPr>
+      <w:rPr>
+        <w:u w:val="none"/>
+      </w:rPr>
+    </w:lvl>
+  </w:abstractNum>
+  <w:abstractNum w:abstractNumId="5">
     <w:lvl w:ilvl="0">
       <w:start w:val="1"/>
       <w:numFmt w:val="bullet"/>
@@ -1191,6 +2619,15 @@
   </w:num>
   <w:num w:numId="2">
     <w:abstractNumId w:val="2"/>
+  </w:num>
+  <w:num w:numId="3">
+    <w:abstractNumId w:val="3"/>
+  </w:num>
+  <w:num w:numId="4">
+    <w:abstractNumId w:val="4"/>
+  </w:num>
+  <w:num w:numId="5">
+    <w:abstractNumId w:val="5"/>
   </w:num>
 </w:numbering>
 </file>
@@ -1356,6 +2793,14 @@
       <w:sz w:val="48"/>
       <w:szCs w:val="48"/>
     </w:rPr>
+  </w:style>
+  <w:style w:type="table" w:styleId="Table1">
+    <w:basedOn w:val="TableNormal"/>
+    <w:tblPr>
+      <w:tblStyleRowBandSize w:val="1"/>
+      <w:tblStyleColBandSize w:val="1"/>
+      <w:tblCellMar/>
+    </w:tblPr>
   </w:style>
 </w:styles>
 </file>

--- a/Informe.docx
+++ b/Informe.docx
@@ -5,6 +5,7 @@
     <w:p>
       <w:pPr>
         <w:pStyle w:val="Title"/>
+        <w:ind w:firstLine="720"/>
         <w:jc w:val="center"/>
         <w:rPr>
           <w:rFonts w:ascii="Arial" w:cs="Arial" w:eastAsia="Arial" w:hAnsi="Arial"/>
@@ -1322,7 +1323,814 @@
     <w:p>
       <w:pPr>
         <w:spacing w:line="276" w:lineRule="auto"/>
+        <w:rPr>
+          <w:rFonts w:ascii="Arial" w:cs="Arial" w:eastAsia="Arial" w:hAnsi="Arial"/>
+          <w:b w:val="1"/>
+          <w:bCs w:val="1"/>
+        </w:rPr>
+      </w:pPr>
+      <w:r>
+        <w:rPr>
+          <w:rFonts w:ascii="Arial" w:cs="Arial" w:eastAsia="Arial" w:hAnsi="Arial"/>
+          <w:rtl w:val="0"/>
+        </w:rPr>
+        <w:t xml:space="preserve">4.       </w:t>
+      </w:r>
+      <w:r>
+        <w:rPr>
+          <w:rFonts w:ascii="Arial" w:cs="Arial" w:eastAsia="Arial" w:hAnsi="Arial"/>
+          <w:b w:val="1"/>
+          <w:bCs w:val="1"/>
+          <w:rtl w:val="0"/>
+        </w:rPr>
+        <w:t xml:space="preserve">Justificación de la elección</w:t>
+      </w:r>
+    </w:p>
+    <w:p>
+      <w:pPr>
+        <w:spacing w:line="276" w:lineRule="auto"/>
         <w:ind w:left="720" w:firstLine="0"/>
+        <w:jc w:val="both"/>
+        <w:rPr>
+          <w:rFonts w:ascii="Arial" w:cs="Arial" w:eastAsia="Arial" w:hAnsi="Arial"/>
+        </w:rPr>
+      </w:pPr>
+      <w:r>
+        <w:rPr>
+          <w:rFonts w:ascii="Arial" w:cs="Arial" w:eastAsia="Arial" w:hAnsi="Arial"/>
+          <w:rtl w:val="0"/>
+        </w:rPr>
+        <w:t xml:space="preserve">Lista: Elegimos una lista enlazada porque en un sistema operativo los procesos se crean y cierran a cada rato. Un arreglo estático nos limitaría a una cantidad fija de tareas o nos haría desperdiciar memoria RAM si está vacío. En cambio, la lista crece y se achica sola en tiempo de ejecución; solo movemos punteros para meter o sacar nodos sin mover todo lo demás</w:t>
+        <w:br w:type="textWrapping"/>
+        <w:t xml:space="preserve">Cola: Elegimos una cola de prioridad porque la CPU no puede atender a ciegas por orden de llegada, como en un FIFO clásico, ya que las tareas críticas del sistema operativo se congelarían por culpa de tareas comunes del usuario. Con esta cola, evaluamos la importancia del proceso al momento de insertarlo; así nos aseguramos de que al ejecutar y desencolar, la cabecera siempre entregue primero la tarea más urgente.</w:t>
+        <w:br w:type="textWrapping"/>
+        <w:t xml:space="preserve">Pila: Elegimos una pila para la memoria porque funciona bajo el principio LIFO: el último dato en entrar es el primero en salir. Cuando el sistema abre procesos o funciones, sus bloques de memoria se van apilando hacia arriba. Por eso, al cerrarlos, los últimos bloques asignados tienen que ser los primeros en liberarse; así mantenemos la memoria limpia y evitamos fugas de memoria.</w:t>
+      </w:r>
+    </w:p>
+    <w:p>
+      <w:pPr>
+        <w:spacing w:line="276" w:lineRule="auto"/>
+        <w:ind w:left="720" w:firstLine="0"/>
+        <w:jc w:val="both"/>
+        <w:rPr>
+          <w:rFonts w:ascii="Arial" w:cs="Arial" w:eastAsia="Arial" w:hAnsi="Arial"/>
+        </w:rPr>
+      </w:pPr>
+      <w:r>
+        <w:rPr>
+          <w:rFonts w:ascii="Arial" w:cs="Arial" w:eastAsia="Arial" w:hAnsi="Arial"/>
+          <w:rtl w:val="0"/>
+        </w:rPr>
+        <w:t xml:space="preserve">Tambien se utilizaron las siguientes funciones:</w:t>
+      </w:r>
+    </w:p>
+    <w:p>
+      <w:pPr>
+        <w:spacing w:line="276" w:lineRule="auto"/>
+        <w:ind w:left="720" w:firstLine="0"/>
+        <w:jc w:val="both"/>
+        <w:rPr>
+          <w:rFonts w:ascii="Arial" w:cs="Arial" w:eastAsia="Arial" w:hAnsi="Arial"/>
+        </w:rPr>
+      </w:pPr>
+      <w:r>
+        <w:rPr>
+          <w:rFonts w:ascii="Arial" w:cs="Arial" w:eastAsia="Arial" w:hAnsi="Arial"/>
+          <w:rtl w:val="0"/>
+        </w:rPr>
+        <w:t xml:space="preserve">1. El Bucle while</w:t>
+        <w:br w:type="textWrapping"/>
+        <w:t xml:space="preserve">Lo usamos porque no sabemos cuántos procesos hay guardados; nos permite recorrer los nodos y parar cuando el puntero llega a NULL. También lo usamos para validar: si ponen un ID negativo o repetido, el while bloquea el programa hasta que pongan un dato correcto.</w:t>
+      </w:r>
+    </w:p>
+    <w:p>
+      <w:pPr>
+        <w:spacing w:line="276" w:lineRule="auto"/>
+        <w:ind w:left="720" w:firstLine="0"/>
+        <w:jc w:val="both"/>
+        <w:rPr>
+          <w:rFonts w:ascii="Arial" w:cs="Arial" w:eastAsia="Arial" w:hAnsi="Arial"/>
+        </w:rPr>
+      </w:pPr>
+      <w:r>
+        <w:rPr>
+          <w:rFonts w:ascii="Arial" w:cs="Arial" w:eastAsia="Arial" w:hAnsi="Arial"/>
+          <w:rtl w:val="0"/>
+        </w:rPr>
+        <w:t xml:space="preserve">2. El Condicional if / if-else</w:t>
+        <w:br w:type="textWrapping"/>
+        <w:t xml:space="preserve">"Lo usamos para tomar decisiones según los punteros. Por ejemplo, con un if (Inicio == NULL) vemos si la lista está vacía para meter el proceso directo. Si no lo está (else), el programa ya sabe que debe buscar la posición correcta."</w:t>
+      </w:r>
+    </w:p>
+    <w:p>
+      <w:pPr>
+        <w:spacing w:line="276" w:lineRule="auto"/>
+        <w:ind w:left="720" w:firstLine="0"/>
+        <w:jc w:val="both"/>
+        <w:rPr>
+          <w:rFonts w:ascii="Arial" w:cs="Arial" w:eastAsia="Arial" w:hAnsi="Arial"/>
+        </w:rPr>
+      </w:pPr>
+      <w:r>
+        <w:rPr>
+          <w:rFonts w:ascii="Arial" w:cs="Arial" w:eastAsia="Arial" w:hAnsi="Arial"/>
+          <w:rtl w:val="0"/>
+        </w:rPr>
+        <w:t xml:space="preserve">3. El Bucle do-while</w:t>
+        <w:br w:type="textWrapping"/>
+        <w:t xml:space="preserve">"Lo usamos netamente para el menú de la consola. Sirve para que las opciones del sistema aparezcan en pantalla al menos una vez obligatoriamente, y se sigan repitiendo en bucle hasta que el usuario marque la opción de salir."</w:t>
+      </w:r>
+    </w:p>
+    <w:p>
+      <w:pPr>
+        <w:pStyle w:val="Heading1"/>
+        <w:keepNext w:val="0"/>
+        <w:keepLines w:val="0"/>
+        <w:spacing w:after="120" w:before="0" w:line="276" w:lineRule="auto"/>
+        <w:jc w:val="both"/>
+        <w:rPr>
+          <w:rFonts w:ascii="Arial" w:cs="Arial" w:eastAsia="Arial" w:hAnsi="Arial"/>
+          <w:b w:val="1"/>
+          <w:bCs w:val="1"/>
+          <w:color w:val="000000"/>
+          <w:sz w:val="46"/>
+          <w:szCs w:val="46"/>
+        </w:rPr>
+      </w:pPr>
+      <w:bookmarkStart w:colFirst="0" w:colLast="0" w:name="_heading=h.6d2elpp7ep5n" w:id="3"/>
+      <w:bookmarkEnd w:id="3"/>
+      <w:r>
+        <w:rPr>
+          <w:rFonts w:ascii="Arial" w:cs="Arial" w:eastAsia="Arial" w:hAnsi="Arial"/>
+          <w:b w:val="1"/>
+          <w:bCs w:val="1"/>
+          <w:color w:val="000000"/>
+          <w:sz w:val="24"/>
+          <w:szCs w:val="24"/>
+          <w:rtl w:val="0"/>
+        </w:rPr>
+        <w:t xml:space="preserve">Capítulo 2: Diseño de la Solución</w:t>
+      </w:r>
+      <w:r>
+        <w:rPr>
+          <w:rtl w:val="0"/>
+        </w:rPr>
+      </w:r>
+    </w:p>
+    <w:p>
+      <w:pPr>
+        <w:spacing w:after="0" w:line="276" w:lineRule="auto"/>
+        <w:ind w:left="720" w:hanging="360"/>
+        <w:jc w:val="both"/>
+        <w:rPr>
+          <w:rFonts w:ascii="Arial" w:cs="Arial" w:eastAsia="Arial" w:hAnsi="Arial"/>
+          <w:b w:val="1"/>
+          <w:bCs w:val="1"/>
+        </w:rPr>
+      </w:pPr>
+      <w:r>
+        <w:rPr>
+          <w:rFonts w:ascii="Arial" w:cs="Arial" w:eastAsia="Arial" w:hAnsi="Arial"/>
+          <w:b w:val="1"/>
+          <w:bCs w:val="1"/>
+          <w:rtl w:val="0"/>
+        </w:rPr>
+        <w:t xml:space="preserve">1.</w:t>
+      </w:r>
+      <w:r>
+        <w:rPr>
+          <w:rFonts w:ascii="Times New Roman" w:cs="Times New Roman" w:eastAsia="Times New Roman" w:hAnsi="Times New Roman"/>
+          <w:sz w:val="14"/>
+          <w:szCs w:val="14"/>
+          <w:rtl w:val="0"/>
+        </w:rPr>
+        <w:t xml:space="preserve">   </w:t>
+        <w:tab/>
+      </w:r>
+      <w:r>
+        <w:rPr>
+          <w:rFonts w:ascii="Arial" w:cs="Arial" w:eastAsia="Arial" w:hAnsi="Arial"/>
+          <w:b w:val="1"/>
+          <w:bCs w:val="1"/>
+          <w:rtl w:val="0"/>
+        </w:rPr>
+        <w:t xml:space="preserve">Descripción de estructuras de datos y operaciones:</w:t>
+      </w:r>
+    </w:p>
+    <w:p>
+      <w:pPr>
+        <w:spacing w:after="240" w:before="240" w:line="276" w:lineRule="auto"/>
+        <w:jc w:val="both"/>
+        <w:rPr>
+          <w:rFonts w:ascii="Arial" w:cs="Arial" w:eastAsia="Arial" w:hAnsi="Arial"/>
+        </w:rPr>
+      </w:pPr>
+      <w:r>
+        <w:rPr>
+          <w:rFonts w:ascii="Arial" w:cs="Arial" w:eastAsia="Arial" w:hAnsi="Arial"/>
+          <w:rtl w:val="0"/>
+        </w:rPr>
+        <w:t xml:space="preserve">El sistema se compone de tres estructuras dinámicas lineales interconectadas que operan sobre un nodo común (</w:t>
+      </w:r>
+      <w:r>
+        <w:rPr>
+          <w:rFonts w:ascii="Arial" w:cs="Arial" w:eastAsia="Arial" w:hAnsi="Arial"/>
+          <w:rtl w:val="0"/>
+        </w:rPr>
+        <w:t xml:space="preserve">struct</w:t>
+      </w:r>
+      <w:r>
+        <w:rPr>
+          <w:rFonts w:ascii="Arial" w:cs="Arial" w:eastAsia="Arial" w:hAnsi="Arial"/>
+          <w:rtl w:val="0"/>
+        </w:rPr>
+        <w:t xml:space="preserve">):</w:t>
+      </w:r>
+    </w:p>
+    <w:p>
+      <w:pPr>
+        <w:numPr>
+          <w:ilvl w:val="0"/>
+          <w:numId w:val="6"/>
+        </w:numPr>
+        <w:spacing w:after="0" w:afterAutospacing="0" w:before="240" w:line="276" w:lineRule="auto"/>
+        <w:ind w:left="720" w:hanging="360"/>
+        <w:rPr>
+          <w:rFonts w:ascii="Arial" w:cs="Arial" w:eastAsia="Arial" w:hAnsi="Arial"/>
+          <w:b w:val="1"/>
+          <w:bCs w:val="1"/>
+        </w:rPr>
+      </w:pPr>
+      <w:r>
+        <w:rPr>
+          <w:rFonts w:ascii="Arial" w:cs="Arial" w:eastAsia="Arial" w:hAnsi="Arial"/>
+          <w:rtl w:val="0"/>
+        </w:rPr>
+        <w:t xml:space="preserve">Lista Enlazada Simple (Gestor de Procesos): Organiza todos los procesos registrados de forma secuencial. Sus operaciones principales son insertar un nodo al final, buscar de forma iterativa (por ID o nombre) y eliminar un nodo reconfigurando los enlaces de los punteros vecinos.</w:t>
+      </w:r>
+    </w:p>
+    <w:p>
+      <w:pPr>
+        <w:numPr>
+          <w:ilvl w:val="0"/>
+          <w:numId w:val="6"/>
+        </w:numPr>
+        <w:spacing w:after="0" w:afterAutospacing="0" w:before="0" w:beforeAutospacing="0" w:line="276" w:lineRule="auto"/>
+        <w:ind w:left="720" w:hanging="360"/>
+        <w:rPr>
+          <w:rFonts w:ascii="Arial" w:cs="Arial" w:eastAsia="Arial" w:hAnsi="Arial"/>
+          <w:b w:val="1"/>
+          <w:bCs w:val="1"/>
+        </w:rPr>
+      </w:pPr>
+      <w:r>
+        <w:rPr>
+          <w:rFonts w:ascii="Arial" w:cs="Arial" w:eastAsia="Arial" w:hAnsi="Arial"/>
+          <w:rtl w:val="0"/>
+        </w:rPr>
+        <w:t xml:space="preserve">Cola de Prioridad (Planificador de CPU): Administra el turno de ejecución. La operación de inserción examina la prioridad del proceso para colocarlo en la posición correcta (menor número de prioridad va más adelante). Al ejecutar, se realiza la operación de desencolar extrayendo siempre el nodo del frente.</w:t>
+      </w:r>
+    </w:p>
+    <w:p>
+      <w:pPr>
+        <w:numPr>
+          <w:ilvl w:val="0"/>
+          <w:numId w:val="6"/>
+        </w:numPr>
+        <w:spacing w:after="240" w:before="0" w:beforeAutospacing="0" w:line="276" w:lineRule="auto"/>
+        <w:ind w:left="720" w:hanging="360"/>
+        <w:rPr>
+          <w:rFonts w:ascii="Arial" w:cs="Arial" w:eastAsia="Arial" w:hAnsi="Arial"/>
+          <w:b w:val="1"/>
+          <w:bCs w:val="1"/>
+        </w:rPr>
+      </w:pPr>
+      <w:r>
+        <w:rPr>
+          <w:rFonts w:ascii="Arial" w:cs="Arial" w:eastAsia="Arial" w:hAnsi="Arial"/>
+          <w:rtl w:val="0"/>
+        </w:rPr>
+        <w:t xml:space="preserve">Pila Dinámica (Gestor de Memoria): Controla el espacio RAM de forma vertical. Utiliza la operación </w:t>
+      </w:r>
+      <w:r>
+        <w:rPr>
+          <w:rFonts w:ascii="Arial" w:cs="Arial" w:eastAsia="Arial" w:hAnsi="Arial"/>
+          <w:rtl w:val="0"/>
+        </w:rPr>
+        <w:t xml:space="preserve">push</w:t>
+      </w:r>
+      <w:r>
+        <w:rPr>
+          <w:rFonts w:ascii="Arial" w:cs="Arial" w:eastAsia="Arial" w:hAnsi="Arial"/>
+          <w:rtl w:val="0"/>
+        </w:rPr>
+        <w:t xml:space="preserve"> para apilar bloques de memoria asignados a un proceso activo y la operación </w:t>
+      </w:r>
+      <w:r>
+        <w:rPr>
+          <w:rFonts w:ascii="Arial" w:cs="Arial" w:eastAsia="Arial" w:hAnsi="Arial"/>
+          <w:rtl w:val="0"/>
+        </w:rPr>
+        <w:t xml:space="preserve">pop</w:t>
+      </w:r>
+      <w:r>
+        <w:rPr>
+          <w:rFonts w:ascii="Arial" w:cs="Arial" w:eastAsia="Arial" w:hAnsi="Arial"/>
+          <w:rtl w:val="0"/>
+        </w:rPr>
+        <w:t xml:space="preserve"> para liberar el bloque ubicado exclusivamente en el tope de la pila.</w:t>
+      </w:r>
+      <w:r>
+        <w:rPr>
+          <w:rtl w:val="0"/>
+        </w:rPr>
+      </w:r>
+    </w:p>
+    <w:p>
+      <w:pPr>
+        <w:spacing w:after="0" w:line="276" w:lineRule="auto"/>
+        <w:ind w:left="360" w:firstLine="0"/>
+        <w:jc w:val="both"/>
+        <w:rPr>
+          <w:rFonts w:ascii="Arial" w:cs="Arial" w:eastAsia="Arial" w:hAnsi="Arial"/>
+          <w:b w:val="1"/>
+          <w:bCs w:val="1"/>
+        </w:rPr>
+      </w:pPr>
+      <w:r>
+        <w:rPr>
+          <w:rtl w:val="0"/>
+        </w:rPr>
+      </w:r>
+    </w:p>
+    <w:p>
+      <w:pPr>
+        <w:spacing w:after="0" w:line="276" w:lineRule="auto"/>
+        <w:ind w:left="720" w:hanging="360"/>
+        <w:jc w:val="both"/>
+        <w:rPr>
+          <w:rFonts w:ascii="Arial" w:cs="Arial" w:eastAsia="Arial" w:hAnsi="Arial"/>
+          <w:b w:val="1"/>
+          <w:bCs w:val="1"/>
+        </w:rPr>
+      </w:pPr>
+      <w:r>
+        <w:rPr>
+          <w:rFonts w:ascii="Arial" w:cs="Arial" w:eastAsia="Arial" w:hAnsi="Arial"/>
+          <w:b w:val="1"/>
+          <w:bCs w:val="1"/>
+          <w:rtl w:val="0"/>
+        </w:rPr>
+        <w:t xml:space="preserve">2.</w:t>
+      </w:r>
+      <w:r>
+        <w:rPr>
+          <w:rFonts w:ascii="Times New Roman" w:cs="Times New Roman" w:eastAsia="Times New Roman" w:hAnsi="Times New Roman"/>
+          <w:sz w:val="14"/>
+          <w:szCs w:val="14"/>
+          <w:rtl w:val="0"/>
+        </w:rPr>
+        <w:t xml:space="preserve">       </w:t>
+      </w:r>
+      <w:r>
+        <w:rPr>
+          <w:rFonts w:ascii="Arial" w:cs="Arial" w:eastAsia="Arial" w:hAnsi="Arial"/>
+          <w:b w:val="1"/>
+          <w:bCs w:val="1"/>
+          <w:rtl w:val="0"/>
+        </w:rPr>
+        <w:t xml:space="preserve">Algoritmos principales:</w:t>
+      </w:r>
+    </w:p>
+    <w:p>
+      <w:pPr>
+        <w:numPr>
+          <w:ilvl w:val="0"/>
+          <w:numId w:val="7"/>
+        </w:numPr>
+        <w:spacing w:after="0" w:line="276" w:lineRule="auto"/>
+        <w:ind w:left="720" w:hanging="360"/>
+        <w:rPr>
+          <w:rFonts w:ascii="Arial" w:cs="Arial" w:eastAsia="Arial" w:hAnsi="Arial"/>
+        </w:rPr>
+      </w:pPr>
+      <w:r>
+        <w:rPr>
+          <w:rFonts w:ascii="Arial" w:cs="Arial" w:eastAsia="Arial" w:hAnsi="Arial"/>
+          <w:i w:val="1"/>
+          <w:iCs w:val="1"/>
+          <w:rtl w:val="0"/>
+        </w:rPr>
+        <w:t xml:space="preserve">Pseudocódigo para agregar proceso.</w:t>
+      </w:r>
+    </w:p>
+    <w:p>
+      <w:pPr>
+        <w:spacing w:after="0" w:line="276" w:lineRule="auto"/>
+        <w:ind w:left="720" w:firstLine="0"/>
+        <w:rPr>
+          <w:rFonts w:ascii="Arial" w:cs="Arial" w:eastAsia="Arial" w:hAnsi="Arial"/>
+          <w:i w:val="1"/>
+          <w:iCs w:val="1"/>
+        </w:rPr>
+      </w:pPr>
+      <w:r>
+        <w:rPr>
+          <w:rFonts w:ascii="Arial" w:cs="Arial" w:eastAsia="Arial" w:hAnsi="Arial"/>
+          <w:i w:val="1"/>
+          <w:iCs w:val="1"/>
+        </w:rPr>
+        <w:drawing>
+          <wp:inline distB="114300" distT="114300" distL="114300" distR="114300">
+            <wp:extent cx="3658553" cy="3275078"/>
+            <wp:effectExtent b="0" l="0" r="0" t="0"/>
+            <wp:docPr id="5" name="image2.png"/>
+            <a:graphic>
+              <a:graphicData uri="http://schemas.openxmlformats.org/drawingml/2006/picture">
+                <pic:pic>
+                  <pic:nvPicPr>
+                    <pic:cNvPr id="0" name="image2.png"/>
+                    <pic:cNvPicPr preferRelativeResize="0"/>
+                  </pic:nvPicPr>
+                  <pic:blipFill>
+                    <a:blip r:embed="rId8"/>
+                    <a:srcRect b="0" l="0" r="0" t="0"/>
+                    <a:stretch>
+                      <a:fillRect/>
+                    </a:stretch>
+                  </pic:blipFill>
+                  <pic:spPr>
+                    <a:xfrm>
+                      <a:off x="0" y="0"/>
+                      <a:ext cx="3658553" cy="3275078"/>
+                    </a:xfrm>
+                    <a:prstGeom prst="rect"/>
+                    <a:ln/>
+                  </pic:spPr>
+                </pic:pic>
+              </a:graphicData>
+            </a:graphic>
+          </wp:inline>
+        </w:drawing>
+      </w:r>
+      <w:r>
+        <w:rPr>
+          <w:rtl w:val="0"/>
+        </w:rPr>
+      </w:r>
+    </w:p>
+    <w:p>
+      <w:pPr>
+        <w:spacing w:after="0" w:line="276" w:lineRule="auto"/>
+        <w:ind w:left="720" w:firstLine="0"/>
+        <w:rPr>
+          <w:rFonts w:ascii="Arial" w:cs="Arial" w:eastAsia="Arial" w:hAnsi="Arial"/>
+          <w:i w:val="1"/>
+          <w:iCs w:val="1"/>
+        </w:rPr>
+      </w:pPr>
+      <w:r>
+        <w:rPr>
+          <w:rFonts w:ascii="Arial" w:cs="Arial" w:eastAsia="Arial" w:hAnsi="Arial"/>
+          <w:i w:val="1"/>
+          <w:iCs w:val="1"/>
+        </w:rPr>
+        <w:drawing>
+          <wp:inline distB="114300" distT="114300" distL="114300" distR="114300">
+            <wp:extent cx="5192078" cy="2307590"/>
+            <wp:effectExtent b="0" l="0" r="0" t="0"/>
+            <wp:docPr id="3" name="image5.png"/>
+            <a:graphic>
+              <a:graphicData uri="http://schemas.openxmlformats.org/drawingml/2006/picture">
+                <pic:pic>
+                  <pic:nvPicPr>
+                    <pic:cNvPr id="0" name="image5.png"/>
+                    <pic:cNvPicPr preferRelativeResize="0"/>
+                  </pic:nvPicPr>
+                  <pic:blipFill>
+                    <a:blip r:embed="rId9"/>
+                    <a:srcRect b="0" l="0" r="0" t="0"/>
+                    <a:stretch>
+                      <a:fillRect/>
+                    </a:stretch>
+                  </pic:blipFill>
+                  <pic:spPr>
+                    <a:xfrm>
+                      <a:off x="0" y="0"/>
+                      <a:ext cx="5192078" cy="2307590"/>
+                    </a:xfrm>
+                    <a:prstGeom prst="rect"/>
+                    <a:ln/>
+                  </pic:spPr>
+                </pic:pic>
+              </a:graphicData>
+            </a:graphic>
+          </wp:inline>
+        </w:drawing>
+      </w:r>
+      <w:r>
+        <w:rPr>
+          <w:rtl w:val="0"/>
+        </w:rPr>
+      </w:r>
+    </w:p>
+    <w:p>
+      <w:pPr>
+        <w:numPr>
+          <w:ilvl w:val="0"/>
+          <w:numId w:val="7"/>
+        </w:numPr>
+        <w:spacing w:after="0" w:line="276" w:lineRule="auto"/>
+        <w:ind w:left="720" w:hanging="360"/>
+        <w:rPr>
+          <w:rFonts w:ascii="Arial" w:cs="Arial" w:eastAsia="Arial" w:hAnsi="Arial"/>
+        </w:rPr>
+      </w:pPr>
+      <w:r>
+        <w:rPr>
+          <w:rFonts w:ascii="Arial" w:cs="Arial" w:eastAsia="Arial" w:hAnsi="Arial"/>
+          <w:i w:val="1"/>
+          <w:iCs w:val="1"/>
+          <w:rtl w:val="0"/>
+        </w:rPr>
+        <w:t xml:space="preserve">Pseudocódigo para cambiar estado del proceso.</w:t>
+      </w:r>
+    </w:p>
+    <w:p>
+      <w:pPr>
+        <w:spacing w:after="0" w:line="276" w:lineRule="auto"/>
+        <w:ind w:left="720" w:firstLine="0"/>
+        <w:rPr>
+          <w:rFonts w:ascii="Arial" w:cs="Arial" w:eastAsia="Arial" w:hAnsi="Arial"/>
+          <w:i w:val="1"/>
+          <w:iCs w:val="1"/>
+        </w:rPr>
+      </w:pPr>
+      <w:r>
+        <w:rPr>
+          <w:rFonts w:ascii="Arial" w:cs="Arial" w:eastAsia="Arial" w:hAnsi="Arial"/>
+          <w:i w:val="1"/>
+          <w:iCs w:val="1"/>
+        </w:rPr>
+        <w:drawing>
+          <wp:inline distB="114300" distT="114300" distL="114300" distR="114300">
+            <wp:extent cx="4775536" cy="2762568"/>
+            <wp:effectExtent b="0" l="0" r="0" t="0"/>
+            <wp:docPr id="6" name="image4.png"/>
+            <a:graphic>
+              <a:graphicData uri="http://schemas.openxmlformats.org/drawingml/2006/picture">
+                <pic:pic>
+                  <pic:nvPicPr>
+                    <pic:cNvPr id="0" name="image4.png"/>
+                    <pic:cNvPicPr preferRelativeResize="0"/>
+                  </pic:nvPicPr>
+                  <pic:blipFill>
+                    <a:blip r:embed="rId10"/>
+                    <a:srcRect b="0" l="0" r="0" t="0"/>
+                    <a:stretch>
+                      <a:fillRect/>
+                    </a:stretch>
+                  </pic:blipFill>
+                  <pic:spPr>
+                    <a:xfrm>
+                      <a:off x="0" y="0"/>
+                      <a:ext cx="4775536" cy="2762568"/>
+                    </a:xfrm>
+                    <a:prstGeom prst="rect"/>
+                    <a:ln/>
+                  </pic:spPr>
+                </pic:pic>
+              </a:graphicData>
+            </a:graphic>
+          </wp:inline>
+        </w:drawing>
+      </w:r>
+      <w:r>
+        <w:rPr>
+          <w:rtl w:val="0"/>
+        </w:rPr>
+      </w:r>
+    </w:p>
+    <w:p>
+      <w:pPr>
+        <w:spacing w:after="0" w:line="276" w:lineRule="auto"/>
+        <w:ind w:left="720" w:firstLine="0"/>
+        <w:rPr>
+          <w:rFonts w:ascii="Arial" w:cs="Arial" w:eastAsia="Arial" w:hAnsi="Arial"/>
+          <w:i w:val="1"/>
+          <w:iCs w:val="1"/>
+        </w:rPr>
+      </w:pPr>
+      <w:r>
+        <w:rPr>
+          <w:rFonts w:ascii="Arial" w:cs="Arial" w:eastAsia="Arial" w:hAnsi="Arial"/>
+          <w:i w:val="1"/>
+          <w:iCs w:val="1"/>
+        </w:rPr>
+        <w:drawing>
+          <wp:inline distB="114300" distT="114300" distL="114300" distR="114300">
+            <wp:extent cx="4973376" cy="2324418"/>
+            <wp:effectExtent b="0" l="0" r="0" t="0"/>
+            <wp:docPr id="4" name="image6.png"/>
+            <a:graphic>
+              <a:graphicData uri="http://schemas.openxmlformats.org/drawingml/2006/picture">
+                <pic:pic>
+                  <pic:nvPicPr>
+                    <pic:cNvPr id="0" name="image6.png"/>
+                    <pic:cNvPicPr preferRelativeResize="0"/>
+                  </pic:nvPicPr>
+                  <pic:blipFill>
+                    <a:blip r:embed="rId11"/>
+                    <a:srcRect b="0" l="0" r="0" t="0"/>
+                    <a:stretch>
+                      <a:fillRect/>
+                    </a:stretch>
+                  </pic:blipFill>
+                  <pic:spPr>
+                    <a:xfrm>
+                      <a:off x="0" y="0"/>
+                      <a:ext cx="4973376" cy="2324418"/>
+                    </a:xfrm>
+                    <a:prstGeom prst="rect"/>
+                    <a:ln/>
+                  </pic:spPr>
+                </pic:pic>
+              </a:graphicData>
+            </a:graphic>
+          </wp:inline>
+        </w:drawing>
+      </w:r>
+      <w:r>
+        <w:rPr>
+          <w:rtl w:val="0"/>
+        </w:rPr>
+      </w:r>
+    </w:p>
+    <w:p>
+      <w:pPr>
+        <w:pStyle w:val="Heading1"/>
+        <w:keepNext w:val="0"/>
+        <w:keepLines w:val="0"/>
+        <w:spacing w:after="120" w:before="0" w:line="276" w:lineRule="auto"/>
+        <w:jc w:val="both"/>
+        <w:rPr>
+          <w:rFonts w:ascii="Arial" w:cs="Arial" w:eastAsia="Arial" w:hAnsi="Arial"/>
+          <w:b w:val="1"/>
+          <w:bCs w:val="1"/>
+          <w:color w:val="000000"/>
+          <w:sz w:val="46"/>
+          <w:szCs w:val="46"/>
+        </w:rPr>
+      </w:pPr>
+      <w:bookmarkStart w:colFirst="0" w:colLast="0" w:name="_heading=h.6y4wagkvz88o" w:id="4"/>
+      <w:bookmarkEnd w:id="4"/>
+      <w:r>
+        <w:rPr>
+          <w:rFonts w:ascii="Arial" w:cs="Arial" w:eastAsia="Arial" w:hAnsi="Arial"/>
+          <w:b w:val="1"/>
+          <w:bCs w:val="1"/>
+          <w:color w:val="000000"/>
+          <w:sz w:val="24"/>
+          <w:szCs w:val="24"/>
+          <w:rtl w:val="0"/>
+        </w:rPr>
+        <w:t xml:space="preserve">Capítulo 3: Solución Fina</w:t>
+      </w:r>
+      <w:r>
+        <w:rPr>
+          <w:rFonts w:ascii="Arial" w:cs="Arial" w:eastAsia="Arial" w:hAnsi="Arial"/>
+          <w:b w:val="1"/>
+          <w:bCs w:val="1"/>
+          <w:color w:val="000000"/>
+          <w:sz w:val="46"/>
+          <w:szCs w:val="46"/>
+          <w:rtl w:val="0"/>
+        </w:rPr>
+        <w:t xml:space="preserve">l</w:t>
+      </w:r>
+    </w:p>
+    <w:p>
+      <w:pPr>
+        <w:spacing w:after="0" w:line="276" w:lineRule="auto"/>
+        <w:ind w:left="720" w:hanging="360"/>
+        <w:jc w:val="both"/>
+        <w:rPr>
+          <w:rFonts w:ascii="Arial" w:cs="Arial" w:eastAsia="Arial" w:hAnsi="Arial"/>
+          <w:b w:val="1"/>
+          <w:bCs w:val="1"/>
+        </w:rPr>
+      </w:pPr>
+      <w:r>
+        <w:rPr>
+          <w:rFonts w:ascii="Arial" w:cs="Arial" w:eastAsia="Arial" w:hAnsi="Arial"/>
+          <w:b w:val="1"/>
+          <w:bCs w:val="1"/>
+          <w:rtl w:val="0"/>
+        </w:rPr>
+        <w:t xml:space="preserve">1.</w:t>
+      </w:r>
+      <w:r>
+        <w:rPr>
+          <w:rFonts w:ascii="Times New Roman" w:cs="Times New Roman" w:eastAsia="Times New Roman" w:hAnsi="Times New Roman"/>
+          <w:sz w:val="14"/>
+          <w:szCs w:val="14"/>
+          <w:rtl w:val="0"/>
+        </w:rPr>
+        <w:t xml:space="preserve">       </w:t>
+      </w:r>
+      <w:r>
+        <w:rPr>
+          <w:rFonts w:ascii="Arial" w:cs="Arial" w:eastAsia="Arial" w:hAnsi="Arial"/>
+          <w:b w:val="1"/>
+          <w:bCs w:val="1"/>
+          <w:rtl w:val="0"/>
+        </w:rPr>
+        <w:t xml:space="preserve">Código limpio, bien comentado y estructurado.</w:t>
+      </w:r>
+    </w:p>
+    <w:p>
+      <w:pPr>
+        <w:spacing w:after="0" w:line="276" w:lineRule="auto"/>
+        <w:ind w:left="720" w:hanging="360"/>
+        <w:jc w:val="both"/>
+        <w:rPr>
+          <w:rFonts w:ascii="Arial" w:cs="Arial" w:eastAsia="Arial" w:hAnsi="Arial"/>
+          <w:b w:val="1"/>
+          <w:bCs w:val="1"/>
+        </w:rPr>
+      </w:pPr>
+      <w:r>
+        <w:rPr>
+          <w:rFonts w:ascii="Arial" w:cs="Arial" w:eastAsia="Arial" w:hAnsi="Arial"/>
+          <w:b w:val="1"/>
+          <w:bCs w:val="1"/>
+          <w:rtl w:val="0"/>
+        </w:rPr>
+        <w:t xml:space="preserve">2.</w:t>
+      </w:r>
+      <w:r>
+        <w:rPr>
+          <w:rFonts w:ascii="Times New Roman" w:cs="Times New Roman" w:eastAsia="Times New Roman" w:hAnsi="Times New Roman"/>
+          <w:sz w:val="14"/>
+          <w:szCs w:val="14"/>
+          <w:rtl w:val="0"/>
+        </w:rPr>
+        <w:t xml:space="preserve">   </w:t>
+        <w:tab/>
+      </w:r>
+      <w:r>
+        <w:rPr>
+          <w:rFonts w:ascii="Arial" w:cs="Arial" w:eastAsia="Arial" w:hAnsi="Arial"/>
+          <w:b w:val="1"/>
+          <w:bCs w:val="1"/>
+          <w:rtl w:val="0"/>
+        </w:rPr>
+        <w:t xml:space="preserve">Capturas de pantalla de las ventanas de ejecución con las diversas pruebas de validación de datos</w:t>
+      </w:r>
+    </w:p>
+    <w:p>
+      <w:pPr>
+        <w:spacing w:line="276" w:lineRule="auto"/>
+        <w:ind w:left="720" w:hanging="360"/>
+        <w:jc w:val="both"/>
+        <w:rPr>
+          <w:rFonts w:ascii="Arial" w:cs="Arial" w:eastAsia="Arial" w:hAnsi="Arial"/>
+          <w:b w:val="1"/>
+          <w:bCs w:val="1"/>
+        </w:rPr>
+      </w:pPr>
+      <w:r>
+        <w:rPr>
+          <w:rFonts w:ascii="Arial" w:cs="Arial" w:eastAsia="Arial" w:hAnsi="Arial"/>
+          <w:b w:val="1"/>
+          <w:bCs w:val="1"/>
+          <w:rtl w:val="0"/>
+        </w:rPr>
+        <w:t xml:space="preserve">3.</w:t>
+      </w:r>
+      <w:r>
+        <w:rPr>
+          <w:rFonts w:ascii="Times New Roman" w:cs="Times New Roman" w:eastAsia="Times New Roman" w:hAnsi="Times New Roman"/>
+          <w:sz w:val="14"/>
+          <w:szCs w:val="14"/>
+          <w:rtl w:val="0"/>
+        </w:rPr>
+        <w:t xml:space="preserve">       </w:t>
+      </w:r>
+      <w:r>
+        <w:rPr>
+          <w:rFonts w:ascii="Arial" w:cs="Arial" w:eastAsia="Arial" w:hAnsi="Arial"/>
+          <w:b w:val="1"/>
+          <w:bCs w:val="1"/>
+          <w:rtl w:val="0"/>
+        </w:rPr>
+        <w:t xml:space="preserve">Manual de usuario</w:t>
+      </w:r>
+    </w:p>
+    <w:p>
+      <w:pPr>
+        <w:spacing w:line="276" w:lineRule="auto"/>
+        <w:ind w:left="0" w:firstLine="0"/>
         <w:jc w:val="both"/>
         <w:rPr>
           <w:rFonts w:ascii="Arial" w:cs="Arial" w:eastAsia="Arial" w:hAnsi="Arial"/>
@@ -1349,8 +2157,8 @@
           <w:szCs w:val="24"/>
         </w:rPr>
       </w:pPr>
-      <w:bookmarkStart w:colFirst="0" w:colLast="0" w:name="_heading=h.ndekeje8ixgm" w:id="3"/>
-      <w:bookmarkEnd w:id="3"/>
+      <w:bookmarkStart w:colFirst="0" w:colLast="0" w:name="_heading=h.ndekeje8ixgm" w:id="5"/>
+      <w:bookmarkEnd w:id="5"/>
       <w:r>
         <w:rPr>
           <w:rFonts w:ascii="Arial" w:cs="Arial" w:eastAsia="Arial" w:hAnsi="Arial"/>
@@ -1425,7 +2233,7 @@
           <w:rFonts w:ascii="Arial" w:cs="Arial" w:eastAsia="Arial" w:hAnsi="Arial"/>
         </w:rPr>
       </w:pPr>
-      <w:hyperlink r:id="rId8">
+      <w:hyperlink r:id="rId12">
         <w:r>
           <w:rPr>
             <w:rFonts w:ascii="Arial" w:cs="Arial" w:eastAsia="Arial" w:hAnsi="Arial"/>
@@ -1982,16 +2790,16 @@
           <wp:inline distB="114300" distT="114300" distL="114300" distR="114300">
             <wp:extent cx="5399730" cy="2628900"/>
             <wp:effectExtent b="0" l="0" r="0" t="0"/>
-            <wp:docPr id="2" name="image2.png"/>
+            <wp:docPr id="2" name="image3.png"/>
             <a:graphic>
               <a:graphicData uri="http://schemas.openxmlformats.org/drawingml/2006/picture">
                 <pic:pic>
                   <pic:nvPicPr>
-                    <pic:cNvPr id="0" name="image2.png"/>
+                    <pic:cNvPr id="0" name="image3.png"/>
                     <pic:cNvPicPr preferRelativeResize="0"/>
                   </pic:nvPicPr>
                   <pic:blipFill>
-                    <a:blip r:embed="rId9"/>
+                    <a:blip r:embed="rId13"/>
                     <a:srcRect b="0" l="0" r="0" t="0"/>
                     <a:stretch>
                       <a:fillRect/>
@@ -2038,7 +2846,7 @@
       </w:r>
     </w:p>
     <w:sectPr>
-      <w:headerReference r:id="rId10" w:type="default"/>
+      <w:headerReference r:id="rId14" w:type="default"/>
       <w:pgSz w:h="16838" w:w="11906" w:orient="portrait"/>
       <w:pgMar w:bottom="1417" w:top="1417" w:left="1701" w:right="1701" w:header="708" w:footer="708"/>
       <w:pgNumType w:start="1"/>
@@ -2614,6 +3422,226 @@
       </w:rPr>
     </w:lvl>
   </w:abstractNum>
+  <w:abstractNum w:abstractNumId="6">
+    <w:lvl w:ilvl="0">
+      <w:start w:val="1"/>
+      <w:numFmt w:val="decimal"/>
+      <w:lvlText w:val="%1."/>
+      <w:lvlJc w:val="left"/>
+      <w:pPr>
+        <w:ind w:left="720" w:hanging="360"/>
+      </w:pPr>
+      <w:rPr>
+        <w:u w:val="none"/>
+      </w:rPr>
+    </w:lvl>
+    <w:lvl w:ilvl="1">
+      <w:start w:val="1"/>
+      <w:numFmt w:val="lowerLetter"/>
+      <w:lvlText w:val="%2."/>
+      <w:lvlJc w:val="left"/>
+      <w:pPr>
+        <w:ind w:left="1440" w:hanging="360"/>
+      </w:pPr>
+      <w:rPr>
+        <w:u w:val="none"/>
+      </w:rPr>
+    </w:lvl>
+    <w:lvl w:ilvl="2">
+      <w:start w:val="1"/>
+      <w:numFmt w:val="lowerRoman"/>
+      <w:lvlText w:val="%3."/>
+      <w:lvlJc w:val="left"/>
+      <w:pPr>
+        <w:ind w:left="2160" w:hanging="360"/>
+      </w:pPr>
+      <w:rPr>
+        <w:u w:val="none"/>
+      </w:rPr>
+    </w:lvl>
+    <w:lvl w:ilvl="3">
+      <w:start w:val="1"/>
+      <w:numFmt w:val="decimal"/>
+      <w:lvlText w:val="%4."/>
+      <w:lvlJc w:val="left"/>
+      <w:pPr>
+        <w:ind w:left="2880" w:hanging="360"/>
+      </w:pPr>
+      <w:rPr>
+        <w:u w:val="none"/>
+      </w:rPr>
+    </w:lvl>
+    <w:lvl w:ilvl="4">
+      <w:start w:val="1"/>
+      <w:numFmt w:val="lowerLetter"/>
+      <w:lvlText w:val="%5."/>
+      <w:lvlJc w:val="left"/>
+      <w:pPr>
+        <w:ind w:left="3600" w:hanging="360"/>
+      </w:pPr>
+      <w:rPr>
+        <w:u w:val="none"/>
+      </w:rPr>
+    </w:lvl>
+    <w:lvl w:ilvl="5">
+      <w:start w:val="1"/>
+      <w:numFmt w:val="lowerRoman"/>
+      <w:lvlText w:val="%6."/>
+      <w:lvlJc w:val="left"/>
+      <w:pPr>
+        <w:ind w:left="4320" w:hanging="360"/>
+      </w:pPr>
+      <w:rPr>
+        <w:u w:val="none"/>
+      </w:rPr>
+    </w:lvl>
+    <w:lvl w:ilvl="6">
+      <w:start w:val="1"/>
+      <w:numFmt w:val="decimal"/>
+      <w:lvlText w:val="%7."/>
+      <w:lvlJc w:val="left"/>
+      <w:pPr>
+        <w:ind w:left="5040" w:hanging="360"/>
+      </w:pPr>
+      <w:rPr>
+        <w:u w:val="none"/>
+      </w:rPr>
+    </w:lvl>
+    <w:lvl w:ilvl="7">
+      <w:start w:val="1"/>
+      <w:numFmt w:val="lowerLetter"/>
+      <w:lvlText w:val="%8."/>
+      <w:lvlJc w:val="left"/>
+      <w:pPr>
+        <w:ind w:left="5760" w:hanging="360"/>
+      </w:pPr>
+      <w:rPr>
+        <w:u w:val="none"/>
+      </w:rPr>
+    </w:lvl>
+    <w:lvl w:ilvl="8">
+      <w:start w:val="1"/>
+      <w:numFmt w:val="lowerRoman"/>
+      <w:lvlText w:val="%9."/>
+      <w:lvlJc w:val="left"/>
+      <w:pPr>
+        <w:ind w:left="6480" w:hanging="360"/>
+      </w:pPr>
+      <w:rPr>
+        <w:u w:val="none"/>
+      </w:rPr>
+    </w:lvl>
+  </w:abstractNum>
+  <w:abstractNum w:abstractNumId="7">
+    <w:lvl w:ilvl="0">
+      <w:start w:val="1"/>
+      <w:numFmt w:val="bullet"/>
+      <w:lvlText w:val="●"/>
+      <w:lvlJc w:val="left"/>
+      <w:pPr>
+        <w:ind w:left="720" w:hanging="360"/>
+      </w:pPr>
+      <w:rPr>
+        <w:u w:val="none"/>
+      </w:rPr>
+    </w:lvl>
+    <w:lvl w:ilvl="1">
+      <w:start w:val="1"/>
+      <w:numFmt w:val="bullet"/>
+      <w:lvlText w:val="○"/>
+      <w:lvlJc w:val="left"/>
+      <w:pPr>
+        <w:ind w:left="1440" w:hanging="360"/>
+      </w:pPr>
+      <w:rPr>
+        <w:u w:val="none"/>
+      </w:rPr>
+    </w:lvl>
+    <w:lvl w:ilvl="2">
+      <w:start w:val="1"/>
+      <w:numFmt w:val="bullet"/>
+      <w:lvlText w:val="■"/>
+      <w:lvlJc w:val="left"/>
+      <w:pPr>
+        <w:ind w:left="2160" w:hanging="360"/>
+      </w:pPr>
+      <w:rPr>
+        <w:u w:val="none"/>
+      </w:rPr>
+    </w:lvl>
+    <w:lvl w:ilvl="3">
+      <w:start w:val="1"/>
+      <w:numFmt w:val="bullet"/>
+      <w:lvlText w:val="●"/>
+      <w:lvlJc w:val="left"/>
+      <w:pPr>
+        <w:ind w:left="2880" w:hanging="360"/>
+      </w:pPr>
+      <w:rPr>
+        <w:u w:val="none"/>
+      </w:rPr>
+    </w:lvl>
+    <w:lvl w:ilvl="4">
+      <w:start w:val="1"/>
+      <w:numFmt w:val="bullet"/>
+      <w:lvlText w:val="○"/>
+      <w:lvlJc w:val="left"/>
+      <w:pPr>
+        <w:ind w:left="3600" w:hanging="360"/>
+      </w:pPr>
+      <w:rPr>
+        <w:u w:val="none"/>
+      </w:rPr>
+    </w:lvl>
+    <w:lvl w:ilvl="5">
+      <w:start w:val="1"/>
+      <w:numFmt w:val="bullet"/>
+      <w:lvlText w:val="■"/>
+      <w:lvlJc w:val="left"/>
+      <w:pPr>
+        <w:ind w:left="4320" w:hanging="360"/>
+      </w:pPr>
+      <w:rPr>
+        <w:u w:val="none"/>
+      </w:rPr>
+    </w:lvl>
+    <w:lvl w:ilvl="6">
+      <w:start w:val="1"/>
+      <w:numFmt w:val="bullet"/>
+      <w:lvlText w:val="●"/>
+      <w:lvlJc w:val="left"/>
+      <w:pPr>
+        <w:ind w:left="5040" w:hanging="360"/>
+      </w:pPr>
+      <w:rPr>
+        <w:u w:val="none"/>
+      </w:rPr>
+    </w:lvl>
+    <w:lvl w:ilvl="7">
+      <w:start w:val="1"/>
+      <w:numFmt w:val="bullet"/>
+      <w:lvlText w:val="○"/>
+      <w:lvlJc w:val="left"/>
+      <w:pPr>
+        <w:ind w:left="5760" w:hanging="360"/>
+      </w:pPr>
+      <w:rPr>
+        <w:u w:val="none"/>
+      </w:rPr>
+    </w:lvl>
+    <w:lvl w:ilvl="8">
+      <w:start w:val="1"/>
+      <w:numFmt w:val="bullet"/>
+      <w:lvlText w:val="■"/>
+      <w:lvlJc w:val="left"/>
+      <w:pPr>
+        <w:ind w:left="6480" w:hanging="360"/>
+      </w:pPr>
+      <w:rPr>
+        <w:u w:val="none"/>
+      </w:rPr>
+    </w:lvl>
+  </w:abstractNum>
   <w:num w:numId="1">
     <w:abstractNumId w:val="1"/>
   </w:num>
@@ -2628,6 +3656,12 @@
   </w:num>
   <w:num w:numId="5">
     <w:abstractNumId w:val="5"/>
+  </w:num>
+  <w:num w:numId="6">
+    <w:abstractNumId w:val="6"/>
+  </w:num>
+  <w:num w:numId="7">
+    <w:abstractNumId w:val="7"/>
   </w:num>
 </w:numbering>
 </file>
@@ -3127,7 +4161,7 @@
 
 <file path=customXML/item1.xml><?xml version="1.0" encoding="utf-8"?>
 <go:gDocsCustomXmlDataStorage xmlns:go="http://customooxmlschemas.google.com/" xmlns:r="http://schemas.openxmlformats.org/officeDocument/2006/relationships" uri="GoogleDocsCustomDataVersion2">
-  <go:docsCustomData xmlns:go="http://customooxmlschemas.google.com/" roundtripDataSignature="AMtx7mjhpt9iSiu0vwmeOHyL+jsKBb0Nxw==">CgMxLjAyDmguejdrbTR4cjMycXdvMg5oLnFhM244cGFybmVwdjIOaC56N29qcXBlN3pjZ3IyDmgubmRla2VqZThpeGdtOAByITFEZXZmVTUxbkViMmlIR2dueGlzSlh3UWY0Zm1CMG9hWA==</go:docsCustomData>
+  <go:docsCustomData xmlns:go="http://customooxmlschemas.google.com/" roundtripDataSignature="AMtx7mgE4bdgOFDI7fZ2r0wr6gcBsW9APA==">CgMxLjAyDmguejdrbTR4cjMycXdvMg5oLnFhM244cGFybmVwdjIOaC56N29qcXBlN3pjZ3IyDmguNmQyZWxwcDdlcDVuMg5oLjZ5NHdhZ2t2ejg4bzIOaC5uZGVrZWplOGl4Z204AHIhMURldmZVNTFuRWIyaUhHZ254aXNKWHdRZjRmbUIwb2FY</go:docsCustomData>
 </go:gDocsCustomXmlDataStorage>
 </file>
 

--- a/Informe.docx
+++ b/Informe.docx
@@ -5,7 +5,6 @@
     <w:p>
       <w:pPr>
         <w:pStyle w:val="Title"/>
-        <w:ind w:firstLine="720"/>
         <w:jc w:val="center"/>
         <w:rPr>
           <w:rFonts w:ascii="Arial" w:cs="Arial" w:eastAsia="Arial" w:hAnsi="Arial"/>
@@ -27,12 +26,12 @@
           <wp:inline distB="114300" distT="114300" distL="114300" distR="114300">
             <wp:extent cx="1886268" cy="1886268"/>
             <wp:effectExtent b="0" l="0" r="0" t="0"/>
-            <wp:docPr id="1" name="image1.png"/>
+            <wp:docPr id="4" name="image5.png"/>
             <a:graphic>
               <a:graphicData uri="http://schemas.openxmlformats.org/drawingml/2006/picture">
                 <pic:pic>
                   <pic:nvPicPr>
-                    <pic:cNvPr id="0" name="image1.png"/>
+                    <pic:cNvPr id="0" name="image5.png"/>
                     <pic:cNvPicPr preferRelativeResize="0"/>
                   </pic:nvPicPr>
                   <pic:blipFill>
@@ -1744,12 +1743,12 @@
           <wp:inline distB="114300" distT="114300" distL="114300" distR="114300">
             <wp:extent cx="3658553" cy="3275078"/>
             <wp:effectExtent b="0" l="0" r="0" t="0"/>
-            <wp:docPr id="5" name="image2.png"/>
+            <wp:docPr id="11" name="image6.png"/>
             <a:graphic>
               <a:graphicData uri="http://schemas.openxmlformats.org/drawingml/2006/picture">
                 <pic:pic>
                   <pic:nvPicPr>
-                    <pic:cNvPr id="0" name="image2.png"/>
+                    <pic:cNvPr id="0" name="image6.png"/>
                     <pic:cNvPicPr preferRelativeResize="0"/>
                   </pic:nvPicPr>
                   <pic:blipFill>
@@ -1799,12 +1798,12 @@
           <wp:inline distB="114300" distT="114300" distL="114300" distR="114300">
             <wp:extent cx="5192078" cy="2307590"/>
             <wp:effectExtent b="0" l="0" r="0" t="0"/>
-            <wp:docPr id="3" name="image5.png"/>
+            <wp:docPr id="6" name="image7.png"/>
             <a:graphic>
               <a:graphicData uri="http://schemas.openxmlformats.org/drawingml/2006/picture">
                 <pic:pic>
                   <pic:nvPicPr>
-                    <pic:cNvPr id="0" name="image5.png"/>
+                    <pic:cNvPr id="0" name="image7.png"/>
                     <pic:cNvPicPr preferRelativeResize="0"/>
                   </pic:nvPicPr>
                   <pic:blipFill>
@@ -1876,12 +1875,12 @@
           <wp:inline distB="114300" distT="114300" distL="114300" distR="114300">
             <wp:extent cx="4775536" cy="2762568"/>
             <wp:effectExtent b="0" l="0" r="0" t="0"/>
-            <wp:docPr id="6" name="image4.png"/>
+            <wp:docPr id="12" name="image2.png"/>
             <a:graphic>
               <a:graphicData uri="http://schemas.openxmlformats.org/drawingml/2006/picture">
                 <pic:pic>
                   <pic:nvPicPr>
-                    <pic:cNvPr id="0" name="image4.png"/>
+                    <pic:cNvPr id="0" name="image2.png"/>
                     <pic:cNvPicPr preferRelativeResize="0"/>
                   </pic:nvPicPr>
                   <pic:blipFill>
@@ -1931,12 +1930,12 @@
           <wp:inline distB="114300" distT="114300" distL="114300" distR="114300">
             <wp:extent cx="4973376" cy="2324418"/>
             <wp:effectExtent b="0" l="0" r="0" t="0"/>
-            <wp:docPr id="4" name="image6.png"/>
+            <wp:docPr id="8" name="image10.png"/>
             <a:graphic>
               <a:graphicData uri="http://schemas.openxmlformats.org/drawingml/2006/picture">
                 <pic:pic>
                   <pic:nvPicPr>
-                    <pic:cNvPr id="0" name="image6.png"/>
+                    <pic:cNvPr id="0" name="image10.png"/>
                     <pic:cNvPicPr preferRelativeResize="0"/>
                   </pic:nvPicPr>
                   <pic:blipFill>
@@ -1968,6 +1967,520 @@
     </w:p>
     <w:p>
       <w:pPr>
+        <w:spacing w:after="0" w:line="276" w:lineRule="auto"/>
+        <w:ind w:left="720" w:hanging="360"/>
+        <w:jc w:val="both"/>
+        <w:rPr>
+          <w:rFonts w:ascii="Arial" w:cs="Arial" w:eastAsia="Arial" w:hAnsi="Arial"/>
+          <w:b w:val="1"/>
+          <w:bCs w:val="1"/>
+        </w:rPr>
+      </w:pPr>
+      <w:r>
+        <w:rPr>
+          <w:rFonts w:ascii="Arial" w:cs="Arial" w:eastAsia="Arial" w:hAnsi="Arial"/>
+          <w:b w:val="1"/>
+          <w:bCs w:val="1"/>
+          <w:rtl w:val="0"/>
+        </w:rPr>
+        <w:t xml:space="preserve">3.</w:t>
+      </w:r>
+      <w:r>
+        <w:rPr>
+          <w:rFonts w:ascii="Times New Roman" w:cs="Times New Roman" w:eastAsia="Times New Roman" w:hAnsi="Times New Roman"/>
+          <w:sz w:val="14"/>
+          <w:szCs w:val="14"/>
+          <w:rtl w:val="0"/>
+        </w:rPr>
+        <w:t xml:space="preserve">       </w:t>
+      </w:r>
+      <w:r>
+        <w:rPr>
+          <w:rFonts w:ascii="Arial" w:cs="Arial" w:eastAsia="Arial" w:hAnsi="Arial"/>
+          <w:b w:val="1"/>
+          <w:bCs w:val="1"/>
+          <w:rtl w:val="0"/>
+        </w:rPr>
+        <w:t xml:space="preserve">Diagramas de Flujo</w:t>
+      </w:r>
+    </w:p>
+    <w:p>
+      <w:pPr>
+        <w:spacing w:after="0" w:line="276" w:lineRule="auto"/>
+        <w:ind w:left="720" w:hanging="360"/>
+        <w:jc w:val="both"/>
+        <w:rPr>
+          <w:rFonts w:ascii="Arial" w:cs="Arial" w:eastAsia="Arial" w:hAnsi="Arial"/>
+        </w:rPr>
+      </w:pPr>
+      <w:r>
+        <w:rPr>
+          <w:rFonts w:ascii="Arial" w:cs="Arial" w:eastAsia="Arial" w:hAnsi="Arial"/>
+          <w:rtl w:val="0"/>
+        </w:rPr>
+        <w:t xml:space="preserve">Para Agregar Proceso: El diagrama debe iniciar con la creación del nodo, pasar por un rombo de decisión </w:t>
+      </w:r>
+      <w:r>
+        <w:rPr>
+          <w:rFonts w:ascii="Arial" w:cs="Arial" w:eastAsia="Arial" w:hAnsi="Arial"/>
+          <w:rtl w:val="0"/>
+        </w:rPr>
+        <w:t xml:space="preserve">¿Lista_Inicio == NULL?</w:t>
+      </w:r>
+      <w:r>
+        <w:rPr>
+          <w:rFonts w:ascii="Arial" w:cs="Arial" w:eastAsia="Arial" w:hAnsi="Arial"/>
+          <w:rtl w:val="0"/>
+        </w:rPr>
+        <w:t xml:space="preserve">. Si es Sí, se asigna directo al inicio. Si es No, entra a un bucle que recorre las flechas hasta encontrar el final (</w:t>
+      </w:r>
+      <w:r>
+        <w:rPr>
+          <w:rFonts w:ascii="Arial" w:cs="Arial" w:eastAsia="Arial" w:hAnsi="Arial"/>
+          <w:rtl w:val="0"/>
+        </w:rPr>
+        <w:t xml:space="preserve">siguiente == NULL</w:t>
+      </w:r>
+      <w:r>
+        <w:rPr>
+          <w:rFonts w:ascii="Arial" w:cs="Arial" w:eastAsia="Arial" w:hAnsi="Arial"/>
+          <w:rtl w:val="0"/>
+        </w:rPr>
+        <w:t xml:space="preserve">) y enlaza el nuevo nodo ahí.</w:t>
+      </w:r>
+    </w:p>
+    <w:p>
+      <w:pPr>
+        <w:spacing w:after="0" w:line="276" w:lineRule="auto"/>
+        <w:ind w:left="720" w:hanging="360"/>
+        <w:jc w:val="both"/>
+        <w:rPr>
+          <w:rFonts w:ascii="Arial" w:cs="Arial" w:eastAsia="Arial" w:hAnsi="Arial"/>
+        </w:rPr>
+      </w:pPr>
+      <w:r>
+        <w:rPr>
+          <w:rFonts w:ascii="Arial" w:cs="Arial" w:eastAsia="Arial" w:hAnsi="Arial"/>
+        </w:rPr>
+        <w:drawing>
+          <wp:inline distB="114300" distT="114300" distL="114300" distR="114300">
+            <wp:extent cx="2096453" cy="3022297"/>
+            <wp:effectExtent b="0" l="0" r="0" t="0"/>
+            <wp:docPr id="1" name="image4.jpg"/>
+            <a:graphic>
+              <a:graphicData uri="http://schemas.openxmlformats.org/drawingml/2006/picture">
+                <pic:pic>
+                  <pic:nvPicPr>
+                    <pic:cNvPr id="0" name="image4.jpg"/>
+                    <pic:cNvPicPr preferRelativeResize="0"/>
+                  </pic:nvPicPr>
+                  <pic:blipFill>
+                    <a:blip r:embed="rId12"/>
+                    <a:srcRect b="0" l="0" r="0" t="0"/>
+                    <a:stretch>
+                      <a:fillRect/>
+                    </a:stretch>
+                  </pic:blipFill>
+                  <pic:spPr>
+                    <a:xfrm>
+                      <a:off x="0" y="0"/>
+                      <a:ext cx="2096453" cy="3022297"/>
+                    </a:xfrm>
+                    <a:prstGeom prst="rect"/>
+                    <a:ln/>
+                  </pic:spPr>
+                </pic:pic>
+              </a:graphicData>
+            </a:graphic>
+          </wp:inline>
+        </w:drawing>
+      </w:r>
+      <w:r>
+        <w:rPr>
+          <w:rtl w:val="0"/>
+        </w:rPr>
+      </w:r>
+    </w:p>
+    <w:p>
+      <w:pPr>
+        <w:spacing w:after="0" w:line="276" w:lineRule="auto"/>
+        <w:ind w:left="720" w:hanging="360"/>
+        <w:jc w:val="both"/>
+        <w:rPr>
+          <w:rFonts w:ascii="Arial" w:cs="Arial" w:eastAsia="Arial" w:hAnsi="Arial"/>
+        </w:rPr>
+      </w:pPr>
+      <w:r>
+        <w:rPr>
+          <w:rFonts w:ascii="Arial" w:cs="Arial" w:eastAsia="Arial" w:hAnsi="Arial"/>
+        </w:rPr>
+        <w:drawing>
+          <wp:inline distB="114300" distT="114300" distL="114300" distR="114300">
+            <wp:extent cx="2316782" cy="2438718"/>
+            <wp:effectExtent b="0" l="0" r="0" t="0"/>
+            <wp:docPr id="10" name="image12.jpg"/>
+            <a:graphic>
+              <a:graphicData uri="http://schemas.openxmlformats.org/drawingml/2006/picture">
+                <pic:pic>
+                  <pic:nvPicPr>
+                    <pic:cNvPr id="0" name="image12.jpg"/>
+                    <pic:cNvPicPr preferRelativeResize="0"/>
+                  </pic:nvPicPr>
+                  <pic:blipFill>
+                    <a:blip r:embed="rId13"/>
+                    <a:srcRect b="0" l="0" r="0" t="0"/>
+                    <a:stretch>
+                      <a:fillRect/>
+                    </a:stretch>
+                  </pic:blipFill>
+                  <pic:spPr>
+                    <a:xfrm>
+                      <a:off x="0" y="0"/>
+                      <a:ext cx="2316782" cy="2438718"/>
+                    </a:xfrm>
+                    <a:prstGeom prst="rect"/>
+                    <a:ln/>
+                  </pic:spPr>
+                </pic:pic>
+              </a:graphicData>
+            </a:graphic>
+          </wp:inline>
+        </w:drawing>
+      </w:r>
+      <w:r>
+        <w:rPr>
+          <w:rtl w:val="0"/>
+        </w:rPr>
+      </w:r>
+    </w:p>
+    <w:p>
+      <w:pPr>
+        <w:spacing w:after="0" w:line="276" w:lineRule="auto"/>
+        <w:ind w:left="720" w:hanging="360"/>
+        <w:jc w:val="both"/>
+        <w:rPr>
+          <w:rFonts w:ascii="Arial" w:cs="Arial" w:eastAsia="Arial" w:hAnsi="Arial"/>
+        </w:rPr>
+      </w:pPr>
+      <w:r>
+        <w:rPr>
+          <w:rFonts w:ascii="Arial" w:cs="Arial" w:eastAsia="Arial" w:hAnsi="Arial"/>
+        </w:rPr>
+        <w:drawing>
+          <wp:inline distB="114300" distT="114300" distL="114300" distR="114300">
+            <wp:extent cx="2382203" cy="1065213"/>
+            <wp:effectExtent b="0" l="0" r="0" t="0"/>
+            <wp:docPr id="9" name="image9.jpg"/>
+            <a:graphic>
+              <a:graphicData uri="http://schemas.openxmlformats.org/drawingml/2006/picture">
+                <pic:pic>
+                  <pic:nvPicPr>
+                    <pic:cNvPr id="0" name="image9.jpg"/>
+                    <pic:cNvPicPr preferRelativeResize="0"/>
+                  </pic:nvPicPr>
+                  <pic:blipFill>
+                    <a:blip r:embed="rId14"/>
+                    <a:srcRect b="0" l="0" r="0" t="0"/>
+                    <a:stretch>
+                      <a:fillRect/>
+                    </a:stretch>
+                  </pic:blipFill>
+                  <pic:spPr>
+                    <a:xfrm>
+                      <a:off x="0" y="0"/>
+                      <a:ext cx="2382203" cy="1065213"/>
+                    </a:xfrm>
+                    <a:prstGeom prst="rect"/>
+                    <a:ln/>
+                  </pic:spPr>
+                </pic:pic>
+              </a:graphicData>
+            </a:graphic>
+          </wp:inline>
+        </w:drawing>
+      </w:r>
+      <w:r>
+        <w:rPr>
+          <w:rtl w:val="0"/>
+        </w:rPr>
+      </w:r>
+    </w:p>
+    <w:p>
+      <w:pPr>
+        <w:spacing w:after="0" w:line="276" w:lineRule="auto"/>
+        <w:ind w:left="720" w:hanging="360"/>
+        <w:jc w:val="both"/>
+        <w:rPr>
+          <w:rFonts w:ascii="Arial" w:cs="Arial" w:eastAsia="Arial" w:hAnsi="Arial"/>
+        </w:rPr>
+      </w:pPr>
+      <w:r>
+        <w:rPr>
+          <w:rtl w:val="0"/>
+        </w:rPr>
+      </w:r>
+    </w:p>
+    <w:p>
+      <w:pPr>
+        <w:spacing w:after="0" w:line="276" w:lineRule="auto"/>
+        <w:ind w:left="720" w:hanging="360"/>
+        <w:jc w:val="both"/>
+        <w:rPr>
+          <w:rFonts w:ascii="Arial" w:cs="Arial" w:eastAsia="Arial" w:hAnsi="Arial"/>
+        </w:rPr>
+      </w:pPr>
+      <w:r>
+        <w:rPr>
+          <w:rFonts w:ascii="Arial" w:cs="Arial" w:eastAsia="Arial" w:hAnsi="Arial"/>
+          <w:rtl w:val="0"/>
+        </w:rPr>
+        <w:t xml:space="preserve">Para Cambiar Estado: Inicia pidiendo el ID a buscar. Entra a un bucle que compara el ID actual. Si lo encuentra, modifica la variable </w:t>
+      </w:r>
+      <w:r>
+        <w:rPr>
+          <w:rFonts w:ascii="Arial" w:cs="Arial" w:eastAsia="Arial" w:hAnsi="Arial"/>
+          <w:rtl w:val="0"/>
+        </w:rPr>
+        <w:t xml:space="preserve">prioridad</w:t>
+      </w:r>
+      <w:r>
+        <w:rPr>
+          <w:rFonts w:ascii="Arial" w:cs="Arial" w:eastAsia="Arial" w:hAnsi="Arial"/>
+          <w:rtl w:val="0"/>
+        </w:rPr>
+        <w:t xml:space="preserve"> y termina. Si no, avanza al siguiente nodo hasta llegar al final de la lista.</w:t>
+      </w:r>
+    </w:p>
+    <w:p>
+      <w:pPr>
+        <w:spacing w:after="0" w:line="276" w:lineRule="auto"/>
+        <w:ind w:left="720" w:hanging="360"/>
+        <w:jc w:val="both"/>
+        <w:rPr>
+          <w:rFonts w:ascii="Arial" w:cs="Arial" w:eastAsia="Arial" w:hAnsi="Arial"/>
+        </w:rPr>
+      </w:pPr>
+      <w:r>
+        <w:rPr>
+          <w:rFonts w:ascii="Arial" w:cs="Arial" w:eastAsia="Arial" w:hAnsi="Arial"/>
+        </w:rPr>
+        <w:drawing>
+          <wp:inline distB="114300" distT="114300" distL="114300" distR="114300">
+            <wp:extent cx="2237271" cy="3324542"/>
+            <wp:effectExtent b="0" l="0" r="0" t="0"/>
+            <wp:docPr id="2" name="image11.png"/>
+            <a:graphic>
+              <a:graphicData uri="http://schemas.openxmlformats.org/drawingml/2006/picture">
+                <pic:pic>
+                  <pic:nvPicPr>
+                    <pic:cNvPr id="0" name="image11.png"/>
+                    <pic:cNvPicPr preferRelativeResize="0"/>
+                  </pic:nvPicPr>
+                  <pic:blipFill>
+                    <a:blip r:embed="rId15"/>
+                    <a:srcRect b="0" l="0" r="0" t="0"/>
+                    <a:stretch>
+                      <a:fillRect/>
+                    </a:stretch>
+                  </pic:blipFill>
+                  <pic:spPr>
+                    <a:xfrm>
+                      <a:off x="0" y="0"/>
+                      <a:ext cx="2237271" cy="3324542"/>
+                    </a:xfrm>
+                    <a:prstGeom prst="rect"/>
+                    <a:ln/>
+                  </pic:spPr>
+                </pic:pic>
+              </a:graphicData>
+            </a:graphic>
+          </wp:inline>
+        </w:drawing>
+      </w:r>
+      <w:r>
+        <w:rPr>
+          <w:rtl w:val="0"/>
+        </w:rPr>
+      </w:r>
+    </w:p>
+    <w:p>
+      <w:pPr>
+        <w:spacing w:after="0" w:line="276" w:lineRule="auto"/>
+        <w:ind w:left="720" w:hanging="360"/>
+        <w:jc w:val="both"/>
+        <w:rPr>
+          <w:rFonts w:ascii="Arial" w:cs="Arial" w:eastAsia="Arial" w:hAnsi="Arial"/>
+        </w:rPr>
+      </w:pPr>
+      <w:r>
+        <w:rPr>
+          <w:rFonts w:ascii="Arial" w:cs="Arial" w:eastAsia="Arial" w:hAnsi="Arial"/>
+        </w:rPr>
+        <w:drawing>
+          <wp:inline distB="114300" distT="114300" distL="114300" distR="114300">
+            <wp:extent cx="2324796" cy="2238693"/>
+            <wp:effectExtent b="0" l="0" r="0" t="0"/>
+            <wp:docPr id="7" name="image3.jpg"/>
+            <a:graphic>
+              <a:graphicData uri="http://schemas.openxmlformats.org/drawingml/2006/picture">
+                <pic:pic>
+                  <pic:nvPicPr>
+                    <pic:cNvPr id="0" name="image3.jpg"/>
+                    <pic:cNvPicPr preferRelativeResize="0"/>
+                  </pic:nvPicPr>
+                  <pic:blipFill>
+                    <a:blip r:embed="rId16"/>
+                    <a:srcRect b="0" l="0" r="0" t="0"/>
+                    <a:stretch>
+                      <a:fillRect/>
+                    </a:stretch>
+                  </pic:blipFill>
+                  <pic:spPr>
+                    <a:xfrm>
+                      <a:off x="0" y="0"/>
+                      <a:ext cx="2324796" cy="2238693"/>
+                    </a:xfrm>
+                    <a:prstGeom prst="rect"/>
+                    <a:ln/>
+                  </pic:spPr>
+                </pic:pic>
+              </a:graphicData>
+            </a:graphic>
+          </wp:inline>
+        </w:drawing>
+      </w:r>
+      <w:r>
+        <w:rPr>
+          <w:rtl w:val="0"/>
+        </w:rPr>
+      </w:r>
+    </w:p>
+    <w:p>
+      <w:pPr>
+        <w:spacing w:after="0" w:line="276" w:lineRule="auto"/>
+        <w:ind w:left="720" w:hanging="360"/>
+        <w:jc w:val="both"/>
+        <w:rPr>
+          <w:rFonts w:ascii="Arial" w:cs="Arial" w:eastAsia="Arial" w:hAnsi="Arial"/>
+        </w:rPr>
+      </w:pPr>
+      <w:r>
+        <w:rPr>
+          <w:rFonts w:ascii="Arial" w:cs="Arial" w:eastAsia="Arial" w:hAnsi="Arial"/>
+        </w:rPr>
+        <w:drawing>
+          <wp:inline distB="114300" distT="114300" distL="114300" distR="114300">
+            <wp:extent cx="2375042" cy="1165817"/>
+            <wp:effectExtent b="0" l="0" r="0" t="0"/>
+            <wp:docPr id="3" name="image1.jpg"/>
+            <a:graphic>
+              <a:graphicData uri="http://schemas.openxmlformats.org/drawingml/2006/picture">
+                <pic:pic>
+                  <pic:nvPicPr>
+                    <pic:cNvPr id="0" name="image1.jpg"/>
+                    <pic:cNvPicPr preferRelativeResize="0"/>
+                  </pic:nvPicPr>
+                  <pic:blipFill>
+                    <a:blip r:embed="rId17"/>
+                    <a:srcRect b="0" l="0" r="0" t="0"/>
+                    <a:stretch>
+                      <a:fillRect/>
+                    </a:stretch>
+                  </pic:blipFill>
+                  <pic:spPr>
+                    <a:xfrm>
+                      <a:off x="0" y="0"/>
+                      <a:ext cx="2375042" cy="1165817"/>
+                    </a:xfrm>
+                    <a:prstGeom prst="rect"/>
+                    <a:ln/>
+                  </pic:spPr>
+                </pic:pic>
+              </a:graphicData>
+            </a:graphic>
+          </wp:inline>
+        </w:drawing>
+      </w:r>
+      <w:r>
+        <w:rPr>
+          <w:rtl w:val="0"/>
+        </w:rPr>
+      </w:r>
+    </w:p>
+    <w:p>
+      <w:pPr>
+        <w:spacing w:after="0" w:line="276" w:lineRule="auto"/>
+        <w:ind w:left="720" w:hanging="360"/>
+        <w:jc w:val="both"/>
+        <w:rPr>
+          <w:rFonts w:ascii="Arial" w:cs="Arial" w:eastAsia="Arial" w:hAnsi="Arial"/>
+          <w:b w:val="1"/>
+          <w:bCs w:val="1"/>
+        </w:rPr>
+      </w:pPr>
+      <w:r>
+        <w:rPr>
+          <w:rtl w:val="0"/>
+        </w:rPr>
+      </w:r>
+    </w:p>
+    <w:p>
+      <w:pPr>
+        <w:spacing w:after="0" w:line="276" w:lineRule="auto"/>
+        <w:ind w:left="720" w:hanging="360"/>
+        <w:jc w:val="both"/>
+        <w:rPr>
+          <w:rFonts w:ascii="Arial" w:cs="Arial" w:eastAsia="Arial" w:hAnsi="Arial"/>
+          <w:b w:val="1"/>
+          <w:bCs w:val="1"/>
+        </w:rPr>
+      </w:pPr>
+      <w:r>
+        <w:rPr>
+          <w:rtl w:val="0"/>
+        </w:rPr>
+      </w:r>
+    </w:p>
+    <w:p>
+      <w:pPr>
+        <w:spacing w:after="0" w:line="276" w:lineRule="auto"/>
+        <w:ind w:left="720" w:hanging="360"/>
+        <w:jc w:val="both"/>
+        <w:rPr>
+          <w:rFonts w:ascii="Arial" w:cs="Arial" w:eastAsia="Arial" w:hAnsi="Arial"/>
+          <w:i w:val="1"/>
+          <w:iCs w:val="1"/>
+        </w:rPr>
+      </w:pPr>
+      <w:r>
+        <w:rPr>
+          <w:rtl w:val="0"/>
+        </w:rPr>
+      </w:r>
+    </w:p>
+    <w:p>
+      <w:pPr>
+        <w:spacing w:after="0" w:line="276" w:lineRule="auto"/>
+        <w:ind w:left="360" w:firstLine="0"/>
+        <w:jc w:val="both"/>
+        <w:rPr>
+          <w:rFonts w:ascii="Arial" w:cs="Arial" w:eastAsia="Arial" w:hAnsi="Arial"/>
+          <w:b w:val="1"/>
+          <w:bCs w:val="1"/>
+        </w:rPr>
+      </w:pPr>
+      <w:r>
+        <w:rPr>
+          <w:rFonts w:ascii="Arial" w:cs="Arial" w:eastAsia="Arial" w:hAnsi="Arial"/>
+          <w:b w:val="1"/>
+          <w:bCs w:val="1"/>
+          <w:rtl w:val="0"/>
+        </w:rPr>
+        <w:t xml:space="preserve"> </w:t>
+      </w:r>
+    </w:p>
+    <w:p>
+      <w:pPr>
         <w:pStyle w:val="Heading1"/>
         <w:keepNext w:val="0"/>
         <w:keepLines w:val="0"/>
@@ -2233,7 +2746,7 @@
           <w:rFonts w:ascii="Arial" w:cs="Arial" w:eastAsia="Arial" w:hAnsi="Arial"/>
         </w:rPr>
       </w:pPr>
-      <w:hyperlink r:id="rId12">
+      <w:hyperlink r:id="rId18">
         <w:r>
           <w:rPr>
             <w:rFonts w:ascii="Arial" w:cs="Arial" w:eastAsia="Arial" w:hAnsi="Arial"/>
@@ -2790,16 +3303,16 @@
           <wp:inline distB="114300" distT="114300" distL="114300" distR="114300">
             <wp:extent cx="5399730" cy="2628900"/>
             <wp:effectExtent b="0" l="0" r="0" t="0"/>
-            <wp:docPr id="2" name="image3.png"/>
+            <wp:docPr id="5" name="image8.png"/>
             <a:graphic>
               <a:graphicData uri="http://schemas.openxmlformats.org/drawingml/2006/picture">
                 <pic:pic>
                   <pic:nvPicPr>
-                    <pic:cNvPr id="0" name="image3.png"/>
+                    <pic:cNvPr id="0" name="image8.png"/>
                     <pic:cNvPicPr preferRelativeResize="0"/>
                   </pic:nvPicPr>
                   <pic:blipFill>
-                    <a:blip r:embed="rId13"/>
+                    <a:blip r:embed="rId19"/>
                     <a:srcRect b="0" l="0" r="0" t="0"/>
                     <a:stretch>
                       <a:fillRect/>
@@ -2846,7 +3359,7 @@
       </w:r>
     </w:p>
     <w:sectPr>
-      <w:headerReference r:id="rId14" w:type="default"/>
+      <w:headerReference r:id="rId20" w:type="default"/>
       <w:pgSz w:h="16838" w:w="11906" w:orient="portrait"/>
       <w:pgMar w:bottom="1417" w:top="1417" w:left="1701" w:right="1701" w:header="708" w:footer="708"/>
       <w:pgNumType w:start="1"/>
